--- a/NEA.docx
+++ b/NEA.docx
@@ -55,7 +55,7 @@
                         <pic:cNvPicPr/>
                       </pic:nvPicPr>
                       <pic:blipFill>
-                        <a:blip r:embed="rId6" cstate="print">
+                        <a:blip r:embed="rId8" cstate="print">
                           <a:duotone>
                             <a:schemeClr val="accent1">
                               <a:shade val="45000"/>
@@ -216,7 +216,7 @@
                         <pic:cNvPicPr/>
                       </pic:nvPicPr>
                       <pic:blipFill>
-                        <a:blip r:embed="rId7" cstate="print">
+                        <a:blip r:embed="rId9" cstate="print">
                           <a:duotone>
                             <a:schemeClr val="accent1">
                               <a:shade val="45000"/>
@@ -303,6 +303,7 @@
               <w:noProof/>
               <w:sz w:val="24"/>
               <w:szCs w:val="24"/>
+              <w:lang w:val="en-GB" w:eastAsia="en-GB"/>
             </w:rPr>
           </w:pPr>
           <w:r>
@@ -322,7 +323,7 @@
             </w:rPr>
             <w:fldChar w:fldCharType="separate"/>
           </w:r>
-          <w:hyperlink w:anchor="_Toc181016022" w:history="1">
+          <w:hyperlink w:anchor="_Toc182238582" w:history="1">
             <w:r>
               <w:rPr>
                 <w:rStyle w:val="Hyperlink"/>
@@ -349,7 +350,7 @@
                 <w:noProof/>
                 <w:webHidden/>
               </w:rPr>
-              <w:instrText xml:space="preserve"> PAGEREF _Toc181016022 \h </w:instrText>
+              <w:instrText xml:space="preserve"> PAGEREF _Toc182238582 \h </w:instrText>
             </w:r>
             <w:r>
               <w:rPr>
@@ -392,9 +393,10 @@
               <w:noProof/>
               <w:sz w:val="24"/>
               <w:szCs w:val="24"/>
+              <w:lang w:val="en-GB" w:eastAsia="en-GB"/>
             </w:rPr>
           </w:pPr>
-          <w:hyperlink w:anchor="_Toc181016023" w:history="1">
+          <w:hyperlink w:anchor="_Toc182238583" w:history="1">
             <w:r>
               <w:rPr>
                 <w:rStyle w:val="Hyperlink"/>
@@ -421,7 +423,7 @@
                 <w:noProof/>
                 <w:webHidden/>
               </w:rPr>
-              <w:instrText xml:space="preserve"> PAGEREF _Toc181016023 \h </w:instrText>
+              <w:instrText xml:space="preserve"> PAGEREF _Toc182238583 \h </w:instrText>
             </w:r>
             <w:r>
               <w:rPr>
@@ -464,9 +466,10 @@
               <w:noProof/>
               <w:sz w:val="24"/>
               <w:szCs w:val="24"/>
+              <w:lang w:val="en-GB" w:eastAsia="en-GB"/>
             </w:rPr>
           </w:pPr>
-          <w:hyperlink w:anchor="_Toc181016024" w:history="1">
+          <w:hyperlink w:anchor="_Toc182238584" w:history="1">
             <w:r>
               <w:rPr>
                 <w:rStyle w:val="Hyperlink"/>
@@ -493,7 +496,7 @@
                 <w:noProof/>
                 <w:webHidden/>
               </w:rPr>
-              <w:instrText xml:space="preserve"> PAGEREF _Toc181016024 \h </w:instrText>
+              <w:instrText xml:space="preserve"> PAGEREF _Toc182238584 \h </w:instrText>
             </w:r>
             <w:r>
               <w:rPr>
@@ -536,9 +539,10 @@
               <w:noProof/>
               <w:sz w:val="24"/>
               <w:szCs w:val="24"/>
+              <w:lang w:val="en-GB" w:eastAsia="en-GB"/>
             </w:rPr>
           </w:pPr>
-          <w:hyperlink w:anchor="_Toc181016025" w:history="1">
+          <w:hyperlink w:anchor="_Toc182238585" w:history="1">
             <w:r>
               <w:rPr>
                 <w:rStyle w:val="Hyperlink"/>
@@ -565,7 +569,7 @@
                 <w:noProof/>
                 <w:webHidden/>
               </w:rPr>
-              <w:instrText xml:space="preserve"> PAGEREF _Toc181016025 \h </w:instrText>
+              <w:instrText xml:space="preserve"> PAGEREF _Toc182238585 \h </w:instrText>
             </w:r>
             <w:r>
               <w:rPr>
@@ -608,9 +612,10 @@
               <w:noProof/>
               <w:sz w:val="24"/>
               <w:szCs w:val="24"/>
+              <w:lang w:val="en-GB" w:eastAsia="en-GB"/>
             </w:rPr>
           </w:pPr>
-          <w:hyperlink w:anchor="_Toc181016026" w:history="1">
+          <w:hyperlink w:anchor="_Toc182238586" w:history="1">
             <w:r>
               <w:rPr>
                 <w:rStyle w:val="Hyperlink"/>
@@ -637,7 +642,7 @@
                 <w:noProof/>
                 <w:webHidden/>
               </w:rPr>
-              <w:instrText xml:space="preserve"> PAGEREF _Toc181016026 \h </w:instrText>
+              <w:instrText xml:space="preserve"> PAGEREF _Toc182238586 \h </w:instrText>
             </w:r>
             <w:r>
               <w:rPr>
@@ -681,9 +686,10 @@
               <w:noProof/>
               <w:sz w:val="24"/>
               <w:szCs w:val="24"/>
+              <w:lang w:val="en-GB" w:eastAsia="en-GB"/>
             </w:rPr>
           </w:pPr>
-          <w:hyperlink w:anchor="_Toc181016027" w:history="1">
+          <w:hyperlink w:anchor="_Toc182238587" w:history="1">
             <w:r>
               <w:rPr>
                 <w:rStyle w:val="Hyperlink"/>
@@ -710,7 +716,7 @@
                 <w:noProof/>
                 <w:webHidden/>
               </w:rPr>
-              <w:instrText xml:space="preserve"> PAGEREF _Toc181016027 \h </w:instrText>
+              <w:instrText xml:space="preserve"> PAGEREF _Toc182238587 \h </w:instrText>
             </w:r>
             <w:r>
               <w:rPr>
@@ -754,9 +760,10 @@
               <w:noProof/>
               <w:sz w:val="24"/>
               <w:szCs w:val="24"/>
+              <w:lang w:val="en-GB" w:eastAsia="en-GB"/>
             </w:rPr>
           </w:pPr>
-          <w:hyperlink w:anchor="_Toc181016028" w:history="1">
+          <w:hyperlink w:anchor="_Toc182238588" w:history="1">
             <w:r>
               <w:rPr>
                 <w:rStyle w:val="Hyperlink"/>
@@ -783,7 +790,7 @@
                 <w:noProof/>
                 <w:webHidden/>
               </w:rPr>
-              <w:instrText xml:space="preserve"> PAGEREF _Toc181016028 \h </w:instrText>
+              <w:instrText xml:space="preserve"> PAGEREF _Toc182238588 \h </w:instrText>
             </w:r>
             <w:r>
               <w:rPr>
@@ -803,7 +810,7 @@
                 <w:noProof/>
                 <w:webHidden/>
               </w:rPr>
-              <w:t>2</w:t>
+              <w:t>3</w:t>
             </w:r>
             <w:r>
               <w:rPr>
@@ -827,9 +834,10 @@
               <w:noProof/>
               <w:sz w:val="24"/>
               <w:szCs w:val="24"/>
+              <w:lang w:val="en-GB" w:eastAsia="en-GB"/>
             </w:rPr>
           </w:pPr>
-          <w:hyperlink w:anchor="_Toc181016029" w:history="1">
+          <w:hyperlink w:anchor="_Toc182238589" w:history="1">
             <w:r>
               <w:rPr>
                 <w:rStyle w:val="Hyperlink"/>
@@ -856,7 +864,7 @@
                 <w:noProof/>
                 <w:webHidden/>
               </w:rPr>
-              <w:instrText xml:space="preserve"> PAGEREF _Toc181016029 \h </w:instrText>
+              <w:instrText xml:space="preserve"> PAGEREF _Toc182238589 \h </w:instrText>
             </w:r>
             <w:r>
               <w:rPr>
@@ -876,7 +884,7 @@
                 <w:noProof/>
                 <w:webHidden/>
               </w:rPr>
-              <w:t>2</w:t>
+              <w:t>3</w:t>
             </w:r>
             <w:r>
               <w:rPr>
@@ -899,9 +907,10 @@
               <w:noProof/>
               <w:sz w:val="24"/>
               <w:szCs w:val="24"/>
+              <w:lang w:val="en-GB" w:eastAsia="en-GB"/>
             </w:rPr>
           </w:pPr>
-          <w:hyperlink w:anchor="_Toc181016030" w:history="1">
+          <w:hyperlink w:anchor="_Toc182238590" w:history="1">
             <w:r>
               <w:rPr>
                 <w:rStyle w:val="Hyperlink"/>
@@ -928,7 +937,7 @@
                 <w:noProof/>
                 <w:webHidden/>
               </w:rPr>
-              <w:instrText xml:space="preserve"> PAGEREF _Toc181016030 \h </w:instrText>
+              <w:instrText xml:space="preserve"> PAGEREF _Toc182238590 \h </w:instrText>
             </w:r>
             <w:r>
               <w:rPr>
@@ -948,7 +957,7 @@
                 <w:noProof/>
                 <w:webHidden/>
               </w:rPr>
-              <w:t>2</w:t>
+              <w:t>3</w:t>
             </w:r>
             <w:r>
               <w:rPr>
@@ -972,14 +981,89 @@
               <w:noProof/>
               <w:sz w:val="24"/>
               <w:szCs w:val="24"/>
+              <w:lang w:val="en-GB" w:eastAsia="en-GB"/>
             </w:rPr>
           </w:pPr>
-          <w:hyperlink w:anchor="_Toc181016031" w:history="1">
+          <w:hyperlink w:anchor="_Toc182238591" w:history="1">
             <w:r>
               <w:rPr>
                 <w:rStyle w:val="Hyperlink"/>
                 <w:noProof/>
               </w:rPr>
+              <w:t>Standards</w:t>
+            </w:r>
+            <w:r>
+              <w:rPr>
+                <w:noProof/>
+                <w:webHidden/>
+              </w:rPr>
+              <w:tab/>
+            </w:r>
+            <w:r>
+              <w:rPr>
+                <w:noProof/>
+                <w:webHidden/>
+              </w:rPr>
+              <w:fldChar w:fldCharType="begin"/>
+            </w:r>
+            <w:r>
+              <w:rPr>
+                <w:noProof/>
+                <w:webHidden/>
+              </w:rPr>
+              <w:instrText xml:space="preserve"> PAGEREF _Toc182238591 \h </w:instrText>
+            </w:r>
+            <w:r>
+              <w:rPr>
+                <w:noProof/>
+                <w:webHidden/>
+              </w:rPr>
+            </w:r>
+            <w:r>
+              <w:rPr>
+                <w:noProof/>
+                <w:webHidden/>
+              </w:rPr>
+              <w:fldChar w:fldCharType="separate"/>
+            </w:r>
+            <w:r>
+              <w:rPr>
+                <w:noProof/>
+                <w:webHidden/>
+              </w:rPr>
+              <w:t>3</w:t>
+            </w:r>
+            <w:r>
+              <w:rPr>
+                <w:noProof/>
+                <w:webHidden/>
+              </w:rPr>
+              <w:fldChar w:fldCharType="end"/>
+            </w:r>
+          </w:hyperlink>
+        </w:p>
+        <w:p>
+          <w:pPr>
+            <w:pStyle w:val="TOC3"/>
+            <w:tabs>
+              <w:tab w:val="right" w:leader="dot" w:pos="9350"/>
+            </w:tabs>
+            <w:rPr>
+              <w:rFonts w:eastAsiaTheme="minorEastAsia"/>
+              <w:i w:val="0"/>
+              <w:iCs w:val="0"/>
+              <w:noProof/>
+              <w:sz w:val="24"/>
+              <w:szCs w:val="24"/>
+              <w:lang w:val="en-GB" w:eastAsia="en-GB"/>
+            </w:rPr>
+          </w:pPr>
+          <w:hyperlink w:anchor="_Toc182238592" w:history="1">
+            <w:r>
+              <w:rPr>
+                <w:rStyle w:val="Hyperlink"/>
+                <w:noProof/>
+              </w:rPr>
               <w:t>Competitors</w:t>
             </w:r>
             <w:r>
@@ -1001,7 +1085,7 @@
                 <w:noProof/>
                 <w:webHidden/>
               </w:rPr>
-              <w:instrText xml:space="preserve"> PAGEREF _Toc181016031 \h </w:instrText>
+              <w:instrText xml:space="preserve"> PAGEREF _Toc182238592 \h </w:instrText>
             </w:r>
             <w:r>
               <w:rPr>
@@ -1021,7 +1105,82 @@
                 <w:noProof/>
                 <w:webHidden/>
               </w:rPr>
-              <w:t>2</w:t>
+              <w:t>6</w:t>
+            </w:r>
+            <w:r>
+              <w:rPr>
+                <w:noProof/>
+                <w:webHidden/>
+              </w:rPr>
+              <w:fldChar w:fldCharType="end"/>
+            </w:r>
+          </w:hyperlink>
+        </w:p>
+        <w:p>
+          <w:pPr>
+            <w:pStyle w:val="TOC1"/>
+            <w:tabs>
+              <w:tab w:val="right" w:leader="dot" w:pos="9350"/>
+            </w:tabs>
+            <w:rPr>
+              <w:rFonts w:eastAsiaTheme="minorEastAsia"/>
+              <w:b w:val="0"/>
+              <w:bCs w:val="0"/>
+              <w:caps w:val="0"/>
+              <w:noProof/>
+              <w:sz w:val="24"/>
+              <w:szCs w:val="24"/>
+              <w:lang w:val="en-GB" w:eastAsia="en-GB"/>
+            </w:rPr>
+          </w:pPr>
+          <w:hyperlink w:anchor="_Toc182238593" w:history="1">
+            <w:r>
+              <w:rPr>
+                <w:rStyle w:val="Hyperlink"/>
+                <w:noProof/>
+              </w:rPr>
+              <w:t>Bibliography</w:t>
+            </w:r>
+            <w:r>
+              <w:rPr>
+                <w:noProof/>
+                <w:webHidden/>
+              </w:rPr>
+              <w:tab/>
+            </w:r>
+            <w:r>
+              <w:rPr>
+                <w:noProof/>
+                <w:webHidden/>
+              </w:rPr>
+              <w:fldChar w:fldCharType="begin"/>
+            </w:r>
+            <w:r>
+              <w:rPr>
+                <w:noProof/>
+                <w:webHidden/>
+              </w:rPr>
+              <w:instrText xml:space="preserve"> PAGEREF _Toc182238593 \h </w:instrText>
+            </w:r>
+            <w:r>
+              <w:rPr>
+                <w:noProof/>
+                <w:webHidden/>
+              </w:rPr>
+            </w:r>
+            <w:r>
+              <w:rPr>
+                <w:noProof/>
+                <w:webHidden/>
+              </w:rPr>
+              <w:fldChar w:fldCharType="separate"/>
+            </w:r>
+            <w:r>
+              <w:rPr>
+                <w:noProof/>
+                <w:webHidden/>
+              </w:rPr>
+              <w:t>6</w:t>
             </w:r>
             <w:r>
               <w:rPr>
@@ -1054,7 +1213,7 @@
       <w:pPr>
         <w:pStyle w:val="Heading1"/>
       </w:pPr>
-      <w:bookmarkStart w:id="0" w:name="_Toc181016022"/>
+      <w:bookmarkStart w:id="0" w:name="_Toc182238582"/>
       <w:r>
         <w:lastRenderedPageBreak/>
         <w:t>Analysis</w:t>
@@ -1065,7 +1224,7 @@
       <w:pPr>
         <w:pStyle w:val="Heading2"/>
       </w:pPr>
-      <w:bookmarkStart w:id="1" w:name="_Toc181016023"/>
+      <w:bookmarkStart w:id="1" w:name="_Toc182238583"/>
       <w:r>
         <w:t>Client</w:t>
       </w:r>
@@ -1080,7 +1239,7 @@
       <w:pPr>
         <w:pStyle w:val="Heading2"/>
       </w:pPr>
-      <w:bookmarkStart w:id="2" w:name="_Toc181016024"/>
+      <w:bookmarkStart w:id="2" w:name="_Toc182238584"/>
       <w:r>
         <w:t>Interview</w:t>
       </w:r>
@@ -1176,10 +1335,7 @@
         </w:numPr>
       </w:pPr>
       <w:r>
-        <w:t>Q: “</w:t>
-      </w:r>
-      <w:r>
-        <w:t>Who will be the end user/s?”</w:t>
+        <w:t>Q: “Who will be the end user/s?”</w:t>
       </w:r>
     </w:p>
     <w:p>
@@ -1198,7 +1354,7 @@
       <w:pPr>
         <w:pStyle w:val="Heading2"/>
       </w:pPr>
-      <w:bookmarkStart w:id="3" w:name="_Toc181016025"/>
+      <w:bookmarkStart w:id="3" w:name="_Toc182238585"/>
       <w:r>
         <w:t>Project</w:t>
       </w:r>
@@ -1213,7 +1369,7 @@
       <w:pPr>
         <w:pStyle w:val="Heading2"/>
       </w:pPr>
-      <w:bookmarkStart w:id="4" w:name="_Toc181016026"/>
+      <w:bookmarkStart w:id="4" w:name="_Toc182238586"/>
       <w:r>
         <w:t>Requirements</w:t>
       </w:r>
@@ -1223,7 +1379,7 @@
       <w:pPr>
         <w:pStyle w:val="Heading3"/>
       </w:pPr>
-      <w:bookmarkStart w:id="5" w:name="_Toc181016027"/>
+      <w:bookmarkStart w:id="5" w:name="_Toc182238587"/>
       <w:r>
         <w:t>Must-Have</w:t>
       </w:r>
@@ -1354,7 +1510,7 @@
       <w:pPr>
         <w:pStyle w:val="Heading3"/>
       </w:pPr>
-      <w:bookmarkStart w:id="6" w:name="_Toc181016028"/>
+      <w:bookmarkStart w:id="6" w:name="_Toc182238588"/>
       <w:r>
         <w:lastRenderedPageBreak/>
         <w:t>Should-Have</w:t>
@@ -1430,14 +1586,17 @@
         </w:numPr>
       </w:pPr>
       <w:r>
-        <w:t>Rating based matchmaking</w:t>
+        <w:t>Rating-based</w:t>
+      </w:r>
+      <w:r>
+        <w:t xml:space="preserve"> matchmaking</w:t>
       </w:r>
     </w:p>
     <w:p>
       <w:pPr>
         <w:pStyle w:val="Heading3"/>
       </w:pPr>
-      <w:bookmarkStart w:id="7" w:name="_Toc181016029"/>
+      <w:bookmarkStart w:id="7" w:name="_Toc182238589"/>
       <w:r>
         <w:t>Nice-To-Have</w:t>
       </w:r>
@@ -1459,7 +1618,7 @@
       <w:pPr>
         <w:pStyle w:val="Heading2"/>
       </w:pPr>
-      <w:bookmarkStart w:id="8" w:name="_Toc181016030"/>
+      <w:bookmarkStart w:id="8" w:name="_Toc182238590"/>
       <w:r>
         <w:t>Research</w:t>
       </w:r>
@@ -1469,13 +1628,1511 @@
       <w:pPr>
         <w:pStyle w:val="Heading3"/>
       </w:pPr>
-      <w:bookmarkStart w:id="9" w:name="_Toc181016031"/>
-      <w:r>
+      <w:bookmarkStart w:id="9" w:name="_Toc182238591"/>
+      <w:r>
+        <w:t>Standards</w:t>
+      </w:r>
+      <w:bookmarkEnd w:id="9"/>
+    </w:p>
+    <w:p>
+      <w:r>
+        <w:t xml:space="preserve">To remind myself of all the rules and conditions in a game of chess I found a site </w:t>
+      </w:r>
+      <w:sdt>
+        <w:sdtPr>
+          <w:id w:val="-1973054706"/>
+          <w:citation/>
+        </w:sdtPr>
+        <w:sdtContent>
+          <w:r>
+            <w:fldChar w:fldCharType="begin"/>
+          </w:r>
+          <w:r>
+            <w:rPr>
+              <w:lang w:val="en-GB"/>
+            </w:rPr>
+            <w:instrText xml:space="preserve"> CITATION Rul24 \l 2057 </w:instrText>
+          </w:r>
+          <w:r>
+            <w:fldChar w:fldCharType="separate"/>
+          </w:r>
+          <w:r>
+            <w:rPr>
+              <w:noProof/>
+              <w:lang w:val="en-GB"/>
+            </w:rPr>
+            <w:t>(Rules of Chess n.d.)</w:t>
+          </w:r>
+          <w:r>
+            <w:fldChar w:fldCharType="end"/>
+          </w:r>
+        </w:sdtContent>
+      </w:sdt>
+      <w:r>
+        <w:t xml:space="preserve"> to recap myself.</w:t>
+      </w:r>
+    </w:p>
+    <w:p>
+      <w:pPr>
+        <w:pStyle w:val="Heading4"/>
+      </w:pPr>
+      <w:r>
+        <w:t>Initial Setup</w:t>
+      </w:r>
+    </w:p>
+    <w:p>
+      <w:r>
+        <w:t xml:space="preserve">Board is laid out with letters a..h on the bottom left to right and the numbers </w:t>
+      </w:r>
+      <w:proofErr w:type="gramStart"/>
+      <w:r>
+        <w:t>1..</w:t>
+      </w:r>
+      <w:proofErr w:type="gramEnd"/>
+      <w:r>
+        <w:t xml:space="preserve">8 from bottom to top. Horizontal rows are called </w:t>
+      </w:r>
+      <w:r>
+        <w:t>ranks,</w:t>
+      </w:r>
+      <w:r>
+        <w:t xml:space="preserve"> and vertical columns are called files. The white pawns are placed on the 2</w:t>
+      </w:r>
+      <w:r>
+        <w:rPr>
+          <w:vertAlign w:val="superscript"/>
+        </w:rPr>
+        <w:t>nd</w:t>
+      </w:r>
+      <w:r>
+        <w:t xml:space="preserve"> Rank and the black pawns are placed on 7</w:t>
+      </w:r>
+      <w:r>
+        <w:rPr>
+          <w:vertAlign w:val="superscript"/>
+        </w:rPr>
+        <w:t>th</w:t>
+      </w:r>
+      <w:r>
+        <w:t xml:space="preserve"> Rank while the white pieces in order of </w:t>
+      </w:r>
+      <w:r>
+        <w:t>Rook,</w:t>
+      </w:r>
+      <w:r>
+        <w:t xml:space="preserve"> </w:t>
+      </w:r>
+      <w:r>
+        <w:t>Knight,</w:t>
+      </w:r>
+      <w:r>
+        <w:t xml:space="preserve"> Bishop, Queen, King, Bishop, Knight and Rook are placed on the </w:t>
+      </w:r>
+      <w:r>
+        <w:t>1</w:t>
+      </w:r>
+      <w:r>
+        <w:rPr>
+          <w:vertAlign w:val="superscript"/>
+        </w:rPr>
+        <w:t>st</w:t>
+      </w:r>
+      <w:r>
+        <w:t xml:space="preserve"> Row and the black pieces are mirrored on the 8</w:t>
+      </w:r>
+      <w:r>
+        <w:rPr>
+          <w:vertAlign w:val="superscript"/>
+        </w:rPr>
+        <w:t>th</w:t>
+      </w:r>
+      <w:r>
+        <w:t xml:space="preserve"> Row. </w:t>
+      </w:r>
+      <w:r>
+        <w:t>The queen is always placed on the central square on the same colour of the piece so a white queen on a white background and black king on black background.</w:t>
+      </w:r>
+    </w:p>
+    <w:p>
+      <w:pPr>
+        <w:pStyle w:val="Heading4"/>
+      </w:pPr>
+      <w:r>
+        <w:t>Gameplay</w:t>
+      </w:r>
+    </w:p>
+    <w:p>
+      <w:r>
+        <w:t xml:space="preserve">White always moves first and then players alternate terms you cannot skip a </w:t>
+      </w:r>
+      <w:proofErr w:type="gramStart"/>
+      <w:r>
+        <w:t>turn</w:t>
+      </w:r>
+      <w:proofErr w:type="gramEnd"/>
+      <w:r>
+        <w:t xml:space="preserve"> and the play continues until a king is checkmated </w:t>
+      </w:r>
+      <w:r>
+        <w:t>(The</w:t>
+      </w:r>
+      <w:r>
+        <w:t xml:space="preserve"> king cannot move into any space without being in check and is currently under </w:t>
+      </w:r>
+      <w:r>
+        <w:t>check</w:t>
+      </w:r>
+      <w:r>
+        <w:t>),</w:t>
+      </w:r>
+      <w:r>
+        <w:t xml:space="preserve"> a player resigns or a draw is declared. If there is a time limit involved if a player exceeds the time limit will </w:t>
+      </w:r>
+      <w:r>
+        <w:t>lose</w:t>
+      </w:r>
+      <w:r>
+        <w:t xml:space="preserve"> the game unless there is no way for them to be placed in checkmate.</w:t>
+      </w:r>
+      <w:r>
+        <w:t xml:space="preserve"> </w:t>
+      </w:r>
+    </w:p>
+    <w:p>
+      <w:pPr>
+        <w:pStyle w:val="Heading5"/>
+      </w:pPr>
+      <w:r>
+        <w:t>Check</w:t>
+      </w:r>
+    </w:p>
+    <w:p>
+      <w:r>
+        <w:t xml:space="preserve">A king is in check when it is under attack by at least one enemy piece. A piece is unable to move if it would place its own king in check. It is illegal to make a move that places or leaves your king in check the ways to remove a check are: </w:t>
+      </w:r>
+    </w:p>
+    <w:p>
+      <w:pPr>
+        <w:pStyle w:val="ListParagraph"/>
+        <w:numPr>
+          <w:ilvl w:val="0"/>
+          <w:numId w:val="7"/>
+        </w:numPr>
+      </w:pPr>
+      <w:r>
+        <w:t>Move the king to a square where it is not in check</w:t>
+      </w:r>
+    </w:p>
+    <w:p>
+      <w:pPr>
+        <w:pStyle w:val="ListParagraph"/>
+        <w:numPr>
+          <w:ilvl w:val="0"/>
+          <w:numId w:val="7"/>
+        </w:numPr>
+      </w:pPr>
+      <w:r>
+        <w:t>Capture the checking piece</w:t>
+      </w:r>
+    </w:p>
+    <w:p>
+      <w:pPr>
+        <w:pStyle w:val="ListParagraph"/>
+        <w:numPr>
+          <w:ilvl w:val="0"/>
+          <w:numId w:val="7"/>
+        </w:numPr>
+      </w:pPr>
+      <w:r>
+        <w:lastRenderedPageBreak/>
+        <w:t>Block the attack of the opposing piece with one of your pieces</w:t>
+      </w:r>
+    </w:p>
+    <w:p>
+      <w:pPr>
+        <w:pStyle w:val="Heading5"/>
+      </w:pPr>
+      <w:r>
+        <w:t>Checkmate</w:t>
+      </w:r>
+    </w:p>
+    <w:p>
+      <w:r>
+        <w:t>Checkmate occurs when a player’s king is placed in check and there is no legal move that the player can make to escape the check and the game ends and the player in checkmate loses.</w:t>
+      </w:r>
+    </w:p>
+    <w:p>
+      <w:pPr>
+        <w:pStyle w:val="Heading5"/>
+      </w:pPr>
+      <w:r>
+        <w:t>Resigning</w:t>
+      </w:r>
+    </w:p>
+    <w:p>
+      <w:r>
+        <w:t xml:space="preserve">Either player can resign at any time, and this means they abandon the </w:t>
+      </w:r>
+      <w:r>
+        <w:t>match,</w:t>
+      </w:r>
+      <w:r>
+        <w:t xml:space="preserve"> and they lose.</w:t>
+      </w:r>
+    </w:p>
+    <w:p>
+      <w:pPr>
+        <w:pStyle w:val="Heading5"/>
+      </w:pPr>
+      <w:r>
+        <w:t>Draw</w:t>
+      </w:r>
+    </w:p>
+    <w:p>
+      <w:r>
+        <w:t>A draw will occur if:</w:t>
+      </w:r>
+    </w:p>
+    <w:p>
+      <w:pPr>
+        <w:pStyle w:val="ListParagraph"/>
+        <w:numPr>
+          <w:ilvl w:val="0"/>
+          <w:numId w:val="7"/>
+        </w:numPr>
+      </w:pPr>
+      <w:r>
+        <w:t xml:space="preserve">A </w:t>
+      </w:r>
+      <w:r>
+        <w:t>player’s</w:t>
+      </w:r>
+      <w:r>
+        <w:t xml:space="preserve"> king is not in check but there is no legal move for the player to make which is called stalemate</w:t>
+      </w:r>
+    </w:p>
+    <w:p>
+      <w:pPr>
+        <w:pStyle w:val="ListParagraph"/>
+        <w:numPr>
+          <w:ilvl w:val="0"/>
+          <w:numId w:val="7"/>
+        </w:numPr>
+      </w:pPr>
+      <w:r>
+        <w:t>The game reaches a dead position meaning that neither player can win such as king against king</w:t>
+      </w:r>
+    </w:p>
+    <w:p>
+      <w:pPr>
+        <w:pStyle w:val="ListParagraph"/>
+        <w:numPr>
+          <w:ilvl w:val="0"/>
+          <w:numId w:val="7"/>
+        </w:numPr>
+      </w:pPr>
+      <w:r>
+        <w:t xml:space="preserve">Both players agree to a draw </w:t>
+      </w:r>
+    </w:p>
+    <w:p>
+      <w:pPr>
+        <w:pStyle w:val="Heading4"/>
+      </w:pPr>
+      <w:r>
+        <w:t>Movement</w:t>
+      </w:r>
+    </w:p>
+    <w:p>
+      <w:pPr>
+        <w:pStyle w:val="Heading5"/>
+      </w:pPr>
+      <w:r>
+        <w:t>King</w:t>
+      </w:r>
+    </w:p>
+    <w:p>
+      <w:r>
+        <w:t>King can move one square in any direction and has an ability to castle where the king can move 2 squares towards the rook and the rook will be placed adjacent to it. Castling can only be done if the following are true:</w:t>
+      </w:r>
+    </w:p>
+    <w:p>
+      <w:pPr>
+        <w:pStyle w:val="ListParagraph"/>
+        <w:numPr>
+          <w:ilvl w:val="0"/>
+          <w:numId w:val="5"/>
+        </w:numPr>
+      </w:pPr>
+      <w:r>
+        <w:t>King and rook have not moved</w:t>
+      </w:r>
+    </w:p>
+    <w:p>
+      <w:pPr>
+        <w:pStyle w:val="ListParagraph"/>
+        <w:numPr>
+          <w:ilvl w:val="0"/>
+          <w:numId w:val="5"/>
+        </w:numPr>
+      </w:pPr>
+      <w:r>
+        <w:t>No pieces between the rook and the king</w:t>
+      </w:r>
+    </w:p>
+    <w:p>
+      <w:pPr>
+        <w:pStyle w:val="ListParagraph"/>
+        <w:numPr>
+          <w:ilvl w:val="0"/>
+          <w:numId w:val="5"/>
+        </w:numPr>
+      </w:pPr>
+      <w:r>
+        <w:t xml:space="preserve">King cannot be currently under </w:t>
+      </w:r>
+      <w:r>
+        <w:t>check,</w:t>
+      </w:r>
+      <w:r>
+        <w:t xml:space="preserve"> cannot pass through or end up in a square that is under </w:t>
+      </w:r>
+      <w:r>
+        <w:t>attack,</w:t>
+      </w:r>
+      <w:r>
+        <w:t xml:space="preserve"> but the rook is allowed</w:t>
+      </w:r>
+    </w:p>
+    <w:p>
+      <w:pPr>
+        <w:pStyle w:val="ListParagraph"/>
+        <w:numPr>
+          <w:ilvl w:val="0"/>
+          <w:numId w:val="5"/>
+        </w:numPr>
+      </w:pPr>
+      <w:r>
+        <w:t>The rook and the king must be on the same rank</w:t>
+      </w:r>
+    </w:p>
+    <w:p>
+      <w:pPr>
+        <w:pStyle w:val="Heading5"/>
+      </w:pPr>
+      <w:r>
+        <w:t>Rook</w:t>
+      </w:r>
+    </w:p>
+    <w:p>
+      <w:r>
+        <w:t>Rook can move any number of vacant squares horizontally or vertically</w:t>
+      </w:r>
+    </w:p>
+    <w:p>
+      <w:pPr>
+        <w:pStyle w:val="Heading5"/>
+      </w:pPr>
+      <w:r>
+        <w:t>Bishop</w:t>
+      </w:r>
+    </w:p>
+    <w:p>
+      <w:r>
+        <w:t xml:space="preserve">Bishop can move any number of vacant squares diagonally </w:t>
+      </w:r>
+    </w:p>
+    <w:p>
+      <w:pPr>
+        <w:pStyle w:val="Heading5"/>
+      </w:pPr>
+      <w:r>
+        <w:t>Queen</w:t>
+      </w:r>
+    </w:p>
+    <w:p>
+      <w:r>
+        <w:t>Queen moves any number of vacant squares diagonally horizontally or vertically</w:t>
+      </w:r>
+    </w:p>
+    <w:p>
+      <w:pPr>
+        <w:pStyle w:val="Heading5"/>
+      </w:pPr>
+      <w:r>
+        <w:lastRenderedPageBreak/>
+        <w:t>Knight</w:t>
+      </w:r>
+    </w:p>
+    <w:p>
+      <w:r>
+        <w:t xml:space="preserve">A knight will move to one of the nearest squares not on the same </w:t>
+      </w:r>
+      <w:r>
+        <w:t>rank,</w:t>
+      </w:r>
+      <w:r>
+        <w:t xml:space="preserve"> file or diagonal making a L shape and this piece can jump over other pieces.</w:t>
+      </w:r>
+    </w:p>
+    <w:p>
+      <w:pPr>
+        <w:pStyle w:val="Heading5"/>
+      </w:pPr>
+      <w:r>
+        <w:t>Pawn</w:t>
+      </w:r>
+    </w:p>
+    <w:p>
+      <w:r>
+        <w:t>A pawn moves forward one square but if it has not moved yet it is able to move 2 squares forward if both squares are vacant and they cannot move backward.</w:t>
+      </w:r>
+      <w:r>
+        <w:t xml:space="preserve"> A pawn can take another piece on by moving one up and one either right or left so the upper diagonals of the piece by one square. </w:t>
+      </w:r>
+      <w:r>
+        <w:t>However,</w:t>
+      </w:r>
+      <w:r>
+        <w:t xml:space="preserve"> a pawn can take a piece by another way called En passant where if a pawn advances 2 square on its initial move and ends the turn next to a pawn of the opposite side on the same rank it can be captured by the enemy pawn by taking the tile behind it. If a player advances a pawn to the 8</w:t>
+      </w:r>
+      <w:r>
+        <w:rPr>
+          <w:vertAlign w:val="superscript"/>
+        </w:rPr>
+        <w:t>th</w:t>
+      </w:r>
+      <w:r>
+        <w:t xml:space="preserve"> </w:t>
+      </w:r>
+      <w:r>
+        <w:t>Rank,</w:t>
+      </w:r>
+      <w:r>
+        <w:t xml:space="preserve"> then the pawn is promoted and can b then player can choose to turn it into any pieces except the King and the Pawn.</w:t>
+      </w:r>
+    </w:p>
+    <w:p>
+      <w:pPr>
+        <w:pStyle w:val="Heading4"/>
+      </w:pPr>
+      <w:r>
+        <w:t>Chess Notation</w:t>
+      </w:r>
+    </w:p>
+    <w:p>
+      <w:r>
+        <w:t xml:space="preserve">Chess notation </w:t>
+      </w:r>
+      <w:sdt>
+        <w:sdtPr>
+          <w:id w:val="-1473826830"/>
+          <w:citation/>
+        </w:sdtPr>
+        <w:sdtContent>
+          <w:r>
+            <w:fldChar w:fldCharType="begin"/>
+          </w:r>
+          <w:r>
+            <w:rPr>
+              <w:lang w:val="en-GB"/>
+            </w:rPr>
+            <w:instrText xml:space="preserve"> CITATION Che24 \l 2057 </w:instrText>
+          </w:r>
+          <w:r>
+            <w:fldChar w:fldCharType="separate"/>
+          </w:r>
+          <w:r>
+            <w:rPr>
+              <w:noProof/>
+              <w:lang w:val="en-GB"/>
+            </w:rPr>
+            <w:t>(Chess Notation n.d.)</w:t>
+          </w:r>
+          <w:r>
+            <w:fldChar w:fldCharType="end"/>
+          </w:r>
+        </w:sdtContent>
+      </w:sdt>
+      <w:r>
+        <w:t xml:space="preserve"> is a way of recording the moves of a chess game and the current standard is called: algebraic notation</w:t>
+      </w:r>
+      <w:r>
+        <w:t>. Algebraic notion is a way of showing the move number, the name of the piece that is moved and the square where the pieces move. Each piece has an abbreviation which are:</w:t>
+      </w:r>
+    </w:p>
+    <w:p>
+      <w:pPr>
+        <w:pStyle w:val="ListParagraph"/>
+        <w:numPr>
+          <w:ilvl w:val="0"/>
+          <w:numId w:val="5"/>
+        </w:numPr>
+      </w:pPr>
+      <w:r>
+        <w:t>King = “K”</w:t>
+      </w:r>
+    </w:p>
+    <w:p>
+      <w:pPr>
+        <w:pStyle w:val="ListParagraph"/>
+        <w:numPr>
+          <w:ilvl w:val="0"/>
+          <w:numId w:val="5"/>
+        </w:numPr>
+      </w:pPr>
+      <w:r>
+        <w:t xml:space="preserve">Queen = “Q” </w:t>
+      </w:r>
+    </w:p>
+    <w:p>
+      <w:pPr>
+        <w:pStyle w:val="ListParagraph"/>
+        <w:numPr>
+          <w:ilvl w:val="0"/>
+          <w:numId w:val="5"/>
+        </w:numPr>
+      </w:pPr>
+      <w:r>
+        <w:t>Rook = “R”</w:t>
+      </w:r>
+    </w:p>
+    <w:p>
+      <w:pPr>
+        <w:pStyle w:val="ListParagraph"/>
+        <w:numPr>
+          <w:ilvl w:val="0"/>
+          <w:numId w:val="5"/>
+        </w:numPr>
+      </w:pPr>
+      <w:r>
+        <w:t>Bishop = “B”</w:t>
+      </w:r>
+    </w:p>
+    <w:p>
+      <w:pPr>
+        <w:pStyle w:val="ListParagraph"/>
+        <w:numPr>
+          <w:ilvl w:val="0"/>
+          <w:numId w:val="5"/>
+        </w:numPr>
+      </w:pPr>
+      <w:r>
+        <w:t>Knight = “N”</w:t>
+      </w:r>
+    </w:p>
+    <w:p>
+      <w:pPr>
+        <w:pStyle w:val="ListParagraph"/>
+        <w:numPr>
+          <w:ilvl w:val="0"/>
+          <w:numId w:val="5"/>
+        </w:numPr>
+      </w:pPr>
+      <w:r>
+        <w:t xml:space="preserve">Pawn has no abbreviation </w:t>
+      </w:r>
+    </w:p>
+    <w:p>
+      <w:r>
+        <w:t>For example, let’s say we move our pawn on the e rank 2 placed up this would be notated as 1.e4. If we then move our knight that started in g1 to f3 we can represent that as 2. Nf3. So, in general we can represent moves as [move number]. [piece</w:t>
+      </w:r>
+      <w:proofErr w:type="gramStart"/>
+      <w:r>
+        <w:t>][</w:t>
+      </w:r>
+      <w:proofErr w:type="gramEnd"/>
+      <w:r>
+        <w:t xml:space="preserve">destination square]. </w:t>
+      </w:r>
+      <w:r>
+        <w:t xml:space="preserve">If there is a possibility of 2 pieces taking the same piece such as 2 </w:t>
+      </w:r>
+      <w:proofErr w:type="gramStart"/>
+      <w:r>
+        <w:t>knights</w:t>
+      </w:r>
+      <w:proofErr w:type="gramEnd"/>
+      <w:r>
+        <w:t xml:space="preserve"> then you denote it by adding the file that the piece is on</w:t>
+      </w:r>
+    </w:p>
+    <w:p>
+      <w:pPr>
+        <w:pStyle w:val="Heading5"/>
+      </w:pPr>
+      <w:r>
+        <w:t>Captures</w:t>
+      </w:r>
+    </w:p>
+    <w:p>
+      <w:r>
+        <w:t>When a piece is captures a lowercase “x” is placed between the piece and the square where the capture has occurred for example when a bishop captures a piece on c6 the move is notated as “Bxc6”. When a pawn captures a piece you write the file the pawn is on “x” the file the pawn will take so an example would be “dxc6”</w:t>
+      </w:r>
+    </w:p>
+    <w:p>
+      <w:pPr>
+        <w:pStyle w:val="Heading5"/>
+      </w:pPr>
+      <w:r>
+        <w:lastRenderedPageBreak/>
+        <w:t>Castling</w:t>
+      </w:r>
+    </w:p>
+    <w:p>
+      <w:r>
+        <w:t xml:space="preserve">When a castle is recorded it can either be a kingside castle “0-0” or a queen side castle “0-0-0” </w:t>
+      </w:r>
+    </w:p>
+    <w:p>
+      <w:pPr>
+        <w:pStyle w:val="Heading5"/>
+      </w:pPr>
+      <w:r>
+        <w:t>Check</w:t>
+      </w:r>
+    </w:p>
+    <w:p>
+      <w:r>
+        <w:t xml:space="preserve">When a king is under </w:t>
+      </w:r>
+      <w:r>
+        <w:t>check,</w:t>
+      </w:r>
+      <w:r>
+        <w:t xml:space="preserve"> we notate the end of the move with a “+” so if I move a bishop to attack the king I would get “Bb5+”</w:t>
+      </w:r>
+      <w:r>
+        <w:t xml:space="preserve"> </w:t>
+      </w:r>
+    </w:p>
+    <w:p>
+      <w:pPr>
+        <w:pStyle w:val="Heading5"/>
+      </w:pPr>
+      <w:r>
+        <w:t>Checkmate</w:t>
+      </w:r>
+    </w:p>
+    <w:p>
+      <w:r>
+        <w:t>Checkmate is notated with a “#” after the move so if a queen moved to checkmate a king we would get “Qh4#”</w:t>
+      </w:r>
+    </w:p>
+    <w:p>
+      <w:pPr>
+        <w:pStyle w:val="Heading4"/>
+      </w:pPr>
+      <w:r>
+        <w:t>Forsyth-Edwards Notation (FEN)</w:t>
+      </w:r>
+    </w:p>
+    <w:p>
+      <w:r>
+        <w:t>FEN</w:t>
+      </w:r>
+      <w:r>
+        <w:t xml:space="preserve"> </w:t>
+      </w:r>
+      <w:sdt>
+        <w:sdtPr>
+          <w:id w:val="-2132775914"/>
+          <w:citation/>
+        </w:sdtPr>
+        <w:sdtContent>
+          <w:r>
+            <w:fldChar w:fldCharType="begin"/>
+          </w:r>
+          <w:r>
+            <w:rPr>
+              <w:lang w:val="en-GB"/>
+            </w:rPr>
+            <w:instrText xml:space="preserve"> CITATION For24 \l 2057 </w:instrText>
+          </w:r>
+          <w:r>
+            <w:fldChar w:fldCharType="separate"/>
+          </w:r>
+          <w:r>
+            <w:rPr>
+              <w:noProof/>
+              <w:lang w:val="en-GB"/>
+            </w:rPr>
+            <w:t>(Forsyth-Edwards Notation (FEN) n.d.)</w:t>
+          </w:r>
+          <w:r>
+            <w:fldChar w:fldCharType="end"/>
+          </w:r>
+        </w:sdtContent>
+      </w:sdt>
+      <w:r>
+        <w:t xml:space="preserve"> is a standard notation to describe the positions of a chess game it is made of simple ASCII characters.</w:t>
+      </w:r>
+      <w:r>
+        <w:t xml:space="preserve"> It has 6 different fields each describing an aspect of a position each separated by </w:t>
+      </w:r>
+      <w:r>
+        <w:t>whitespace. To</w:t>
+      </w:r>
+      <w:r>
+        <w:t xml:space="preserve"> represent the </w:t>
+      </w:r>
+      <w:r>
+        <w:t>pieces,</w:t>
+      </w:r>
+      <w:r>
+        <w:t xml:space="preserve"> we use the same style as before where it’s the first letter except for the knight where it is an “n” but here to represent the black pieces we use a lowercase letter and to represent the white pieces we use and </w:t>
+      </w:r>
+      <w:r>
+        <w:t>upper-case</w:t>
+      </w:r>
+      <w:r>
+        <w:t xml:space="preserve"> letter. Empty squares are denoted by a number from one to eight depending on how many empty squares there are. </w:t>
+      </w:r>
+      <w:r>
+        <w:rPr>
+          <w:i/>
+          <w:iCs/>
+        </w:rPr>
+        <w:t>"rnbqkbnr/pppppppp/8/8/8/8/PPPPPPPP/RNBQKBNR"</w:t>
+      </w:r>
+      <w:r>
+        <w:rPr>
+          <w:i/>
+          <w:iCs/>
+        </w:rPr>
+        <w:t xml:space="preserve"> </w:t>
+      </w:r>
+      <w:r>
+        <w:t xml:space="preserve">this is an example </w:t>
+      </w:r>
+      <w:r>
+        <w:t>format,</w:t>
+      </w:r>
+      <w:r>
+        <w:t xml:space="preserve"> and this represents the initial state of the game. The next field is to show who plays “w” for white and “b” for black. For castling if neither side can move that is represented by a “</w:t>
+      </w:r>
+      <w:r>
+        <w:t>- “</w:t>
+      </w:r>
+      <w:r>
+        <w:t xml:space="preserve">. If we have a “q” this means we can castle queen side and “k” for kingside. We distinguish between white and black by using uppercase for white and lowercase for black. If a pawn has moved 2 </w:t>
+      </w:r>
+      <w:r>
+        <w:t>squares,</w:t>
+      </w:r>
+      <w:r>
+        <w:t xml:space="preserve"> then it is possible for En Passant therefore we can show this by having the next field being the square behind the pawn. The next field is called the halfmove clock and it counts the number of moves both players have made since the last pawn advance or piece capture and is used to enforce the 50-move draw rule</w:t>
+      </w:r>
+      <w:r>
+        <w:t xml:space="preserve"> this is called the halfmove clock</w:t>
+      </w:r>
+      <w:r>
+        <w:t>.</w:t>
+      </w:r>
+      <w:r>
+        <w:t xml:space="preserve"> The last field is called the fullmove number and it counts the number of completed turns in the game which is calculated by incrementing each time black has played.</w:t>
+      </w:r>
+      <w:r>
+        <w:t xml:space="preserve"> </w:t>
+      </w:r>
+    </w:p>
+    <w:p>
+      <w:pPr>
+        <w:pStyle w:val="Heading3"/>
+      </w:pPr>
+      <w:bookmarkStart w:id="10" w:name="_Toc182238592"/>
+      <w:r>
+        <w:lastRenderedPageBreak/>
         <w:t>Competitors</w:t>
       </w:r>
-      <w:bookmarkEnd w:id="9"/>
-    </w:p>
+      <w:bookmarkEnd w:id="10"/>
+    </w:p>
+    <w:p>
+      <w:pPr>
+        <w:pStyle w:val="Heading4"/>
+      </w:pPr>
+      <w:r>
+        <w:t xml:space="preserve">Chess.com </w:t>
+      </w:r>
+      <w:sdt>
+        <w:sdtPr>
+          <w:id w:val="2045711900"/>
+          <w:citation/>
+        </w:sdtPr>
+        <w:sdtContent>
+          <w:r>
+            <w:fldChar w:fldCharType="begin"/>
+          </w:r>
+          <w:r>
+            <w:rPr>
+              <w:lang w:val="en-GB"/>
+            </w:rPr>
+            <w:instrText xml:space="preserve"> CITATION Che241 \l 2057 </w:instrText>
+          </w:r>
+          <w:r>
+            <w:fldChar w:fldCharType="separate"/>
+          </w:r>
+          <w:r>
+            <w:rPr>
+              <w:noProof/>
+              <w:lang w:val="en-GB"/>
+            </w:rPr>
+            <w:t>(Chess n.d.)</w:t>
+          </w:r>
+          <w:r>
+            <w:fldChar w:fldCharType="end"/>
+          </w:r>
+        </w:sdtContent>
+      </w:sdt>
+    </w:p>
+    <w:p>
+      <w:r>
+        <w:drawing>
+          <wp:inline distT="0" distB="0" distL="0" distR="0" wp14:anchorId="706A73B2" wp14:editId="51363E61">
+            <wp:extent cx="5943600" cy="2855595"/>
+            <wp:effectExtent l="0" t="0" r="0" b="1905"/>
+            <wp:docPr id="89959201" name="Picture 1" descr="A screenshot of a computer&#10;&#10;Description automatically generated"/>
+            <wp:cNvGraphicFramePr>
+              <a:graphicFrameLocks xmlns:a="http://schemas.openxmlformats.org/drawingml/2006/main" noChangeAspect="1"/>
+            </wp:cNvGraphicFramePr>
+            <a:graphic xmlns:a="http://schemas.openxmlformats.org/drawingml/2006/main">
+              <a:graphicData uri="http://schemas.openxmlformats.org/drawingml/2006/picture">
+                <pic:pic xmlns:pic="http://schemas.openxmlformats.org/drawingml/2006/picture">
+                  <pic:nvPicPr>
+                    <pic:cNvPr id="89959201" name="Picture 1" descr="A screenshot of a computer&#10;&#10;Description automatically generated"/>
+                    <pic:cNvPicPr/>
+                  </pic:nvPicPr>
+                  <pic:blipFill>
+                    <a:blip r:embed="rId10"/>
+                    <a:stretch>
+                      <a:fillRect/>
+                    </a:stretch>
+                  </pic:blipFill>
+                  <pic:spPr>
+                    <a:xfrm>
+                      <a:off x="0" y="0"/>
+                      <a:ext cx="5943600" cy="2855595"/>
+                    </a:xfrm>
+                    <a:prstGeom prst="rect">
+                      <a:avLst/>
+                    </a:prstGeom>
+                  </pic:spPr>
+                </pic:pic>
+              </a:graphicData>
+            </a:graphic>
+          </wp:inline>
+        </w:drawing>
+      </w:r>
+    </w:p>
+    <w:p>
+      <w:pPr>
+        <w:pStyle w:val="Heading4"/>
+      </w:pPr>
+      <w:r>
+        <w:t>Positives</w:t>
+      </w:r>
+    </w:p>
+    <w:p>
+      <w:pPr>
+        <w:pStyle w:val="ListParagraph"/>
+        <w:numPr>
+          <w:ilvl w:val="0"/>
+          <w:numId w:val="5"/>
+        </w:numPr>
+      </w:pPr>
+      <w:r>
+        <w:t>Good UI</w:t>
+      </w:r>
+    </w:p>
+    <w:p>
+      <w:pPr>
+        <w:pStyle w:val="ListParagraph"/>
+        <w:numPr>
+          <w:ilvl w:val="0"/>
+          <w:numId w:val="5"/>
+        </w:numPr>
+      </w:pPr>
+      <w:r>
+        <w:t>Good colour scheme enjoyable to look at</w:t>
+      </w:r>
+    </w:p>
+    <w:p>
+      <w:pPr>
+        <w:pStyle w:val="ListParagraph"/>
+        <w:numPr>
+          <w:ilvl w:val="0"/>
+          <w:numId w:val="5"/>
+        </w:numPr>
+      </w:pPr>
+      <w:r>
+        <w:t xml:space="preserve">Many extra features </w:t>
+      </w:r>
+    </w:p>
+    <w:p>
+      <w:pPr>
+        <w:pStyle w:val="ListParagraph"/>
+        <w:numPr>
+          <w:ilvl w:val="1"/>
+          <w:numId w:val="5"/>
+        </w:numPr>
+      </w:pPr>
+      <w:r>
+        <w:t>Play games with different times</w:t>
+      </w:r>
+    </w:p>
+    <w:p>
+      <w:pPr>
+        <w:pStyle w:val="ListParagraph"/>
+        <w:numPr>
+          <w:ilvl w:val="1"/>
+          <w:numId w:val="5"/>
+        </w:numPr>
+      </w:pPr>
+      <w:r>
+        <w:t>Matchmaking</w:t>
+      </w:r>
+    </w:p>
+    <w:p>
+      <w:pPr>
+        <w:pStyle w:val="ListParagraph"/>
+        <w:numPr>
+          <w:ilvl w:val="1"/>
+          <w:numId w:val="5"/>
+        </w:numPr>
+      </w:pPr>
+      <w:r>
+        <w:t>Puzzles</w:t>
+      </w:r>
+    </w:p>
+    <w:p>
+      <w:pPr>
+        <w:pStyle w:val="ListParagraph"/>
+        <w:numPr>
+          <w:ilvl w:val="1"/>
+          <w:numId w:val="5"/>
+        </w:numPr>
+      </w:pPr>
+      <w:r>
+        <w:t>Many bots</w:t>
+      </w:r>
+    </w:p>
+    <w:p>
+      <w:pPr>
+        <w:pStyle w:val="ListParagraph"/>
+        <w:numPr>
+          <w:ilvl w:val="1"/>
+          <w:numId w:val="5"/>
+        </w:numPr>
+      </w:pPr>
+      <w:r>
+        <w:t xml:space="preserve">Friends </w:t>
+      </w:r>
+    </w:p>
+    <w:p>
+      <w:pPr>
+        <w:pStyle w:val="ListParagraph"/>
+        <w:numPr>
+          <w:ilvl w:val="1"/>
+          <w:numId w:val="5"/>
+        </w:numPr>
+      </w:pPr>
+      <w:r>
+        <w:t>Challenges</w:t>
+      </w:r>
+    </w:p>
+    <w:p>
+      <w:pPr>
+        <w:pStyle w:val="ListParagraph"/>
+        <w:numPr>
+          <w:ilvl w:val="1"/>
+          <w:numId w:val="5"/>
+        </w:numPr>
+      </w:pPr>
+      <w:r>
+        <w:t>Past games</w:t>
+      </w:r>
+    </w:p>
+    <w:p>
+      <w:pPr>
+        <w:pStyle w:val="ListParagraph"/>
+        <w:numPr>
+          <w:ilvl w:val="1"/>
+          <w:numId w:val="5"/>
+        </w:numPr>
+      </w:pPr>
+      <w:r>
+        <w:t>Tournaments</w:t>
+      </w:r>
+    </w:p>
+    <w:p>
+      <w:pPr>
+        <w:pStyle w:val="ListParagraph"/>
+        <w:numPr>
+          <w:ilvl w:val="1"/>
+          <w:numId w:val="5"/>
+        </w:numPr>
+      </w:pPr>
+      <w:r>
+        <w:t>Lessons</w:t>
+      </w:r>
+    </w:p>
+    <w:p>
+      <w:pPr>
+        <w:pStyle w:val="ListParagraph"/>
+        <w:numPr>
+          <w:ilvl w:val="1"/>
+          <w:numId w:val="5"/>
+        </w:numPr>
+      </w:pPr>
+      <w:r>
+        <w:t>Game Review</w:t>
+      </w:r>
+    </w:p>
+    <w:p>
+      <w:pPr>
+        <w:pStyle w:val="ListParagraph"/>
+        <w:numPr>
+          <w:ilvl w:val="0"/>
+          <w:numId w:val="5"/>
+        </w:numPr>
+      </w:pPr>
+      <w:r>
+        <w:t xml:space="preserve">Customizable look </w:t>
+      </w:r>
+    </w:p>
+    <w:p>
+      <w:pPr>
+        <w:pStyle w:val="ListParagraph"/>
+        <w:numPr>
+          <w:ilvl w:val="1"/>
+          <w:numId w:val="5"/>
+        </w:numPr>
+      </w:pPr>
+      <w:r>
+        <w:t>Change how overall theme of the website looks</w:t>
+      </w:r>
+    </w:p>
+    <w:p>
+      <w:pPr>
+        <w:pStyle w:val="ListParagraph"/>
+        <w:numPr>
+          <w:ilvl w:val="1"/>
+          <w:numId w:val="5"/>
+        </w:numPr>
+      </w:pPr>
+      <w:r>
+        <w:t>Change how the board looks</w:t>
+      </w:r>
+    </w:p>
+    <w:p>
+      <w:pPr>
+        <w:pStyle w:val="ListParagraph"/>
+        <w:numPr>
+          <w:ilvl w:val="1"/>
+          <w:numId w:val="5"/>
+        </w:numPr>
+      </w:pPr>
+      <w:r>
+        <w:t>Change how the pieces look</w:t>
+      </w:r>
+    </w:p>
+    <w:p>
+      <w:pPr>
+        <w:pStyle w:val="Heading4"/>
+      </w:pPr>
+      <w:r>
+        <w:t>Negatives</w:t>
+      </w:r>
+    </w:p>
+    <w:p>
+      <w:pPr>
+        <w:pStyle w:val="ListParagraph"/>
+        <w:numPr>
+          <w:ilvl w:val="0"/>
+          <w:numId w:val="5"/>
+        </w:numPr>
+      </w:pPr>
+      <w:r>
+        <w:t>Ads</w:t>
+      </w:r>
+    </w:p>
+    <w:p>
+      <w:pPr>
+        <w:pStyle w:val="ListParagraph"/>
+        <w:numPr>
+          <w:ilvl w:val="0"/>
+          <w:numId w:val="5"/>
+        </w:numPr>
+      </w:pPr>
+      <w:r>
+        <w:t>Many features hidden behind paywall</w:t>
+      </w:r>
+    </w:p>
+    <w:p>
+      <w:pPr>
+        <w:pStyle w:val="ListParagraph"/>
+        <w:numPr>
+          <w:ilvl w:val="0"/>
+          <w:numId w:val="5"/>
+        </w:numPr>
+      </w:pPr>
+      <w:r>
+        <w:lastRenderedPageBreak/>
+        <w:t>UX is not the best</w:t>
+      </w:r>
+    </w:p>
+    <w:p>
+      <w:pPr>
+        <w:pStyle w:val="Heading4"/>
+      </w:pPr>
+      <w:r>
+        <w:t xml:space="preserve">Lichess </w:t>
+      </w:r>
+      <w:sdt>
+        <w:sdtPr>
+          <w:id w:val="-1968418805"/>
+          <w:citation/>
+        </w:sdtPr>
+        <w:sdtContent>
+          <w:r>
+            <w:fldChar w:fldCharType="begin"/>
+          </w:r>
+          <w:r>
+            <w:rPr>
+              <w:lang w:val="en-GB"/>
+            </w:rPr>
+            <w:instrText xml:space="preserve"> CITATION Lic24 \l 2057 </w:instrText>
+          </w:r>
+          <w:r>
+            <w:fldChar w:fldCharType="separate"/>
+          </w:r>
+          <w:r>
+            <w:rPr>
+              <w:noProof/>
+              <w:lang w:val="en-GB"/>
+            </w:rPr>
+            <w:t>(Lichess n.d.)</w:t>
+          </w:r>
+          <w:r>
+            <w:fldChar w:fldCharType="end"/>
+          </w:r>
+        </w:sdtContent>
+      </w:sdt>
+    </w:p>
+    <w:p>
+      <w:r>
+        <w:drawing>
+          <wp:inline distT="0" distB="0" distL="0" distR="0" wp14:anchorId="6FD7199E" wp14:editId="3C8E22A1">
+            <wp:extent cx="5943600" cy="2818765"/>
+            <wp:effectExtent l="0" t="0" r="0" b="635"/>
+            <wp:docPr id="467265963" name="Picture 1" descr="A screenshot of a computer&#10;&#10;Description automatically generated"/>
+            <wp:cNvGraphicFramePr>
+              <a:graphicFrameLocks xmlns:a="http://schemas.openxmlformats.org/drawingml/2006/main" noChangeAspect="1"/>
+            </wp:cNvGraphicFramePr>
+            <a:graphic xmlns:a="http://schemas.openxmlformats.org/drawingml/2006/main">
+              <a:graphicData uri="http://schemas.openxmlformats.org/drawingml/2006/picture">
+                <pic:pic xmlns:pic="http://schemas.openxmlformats.org/drawingml/2006/picture">
+                  <pic:nvPicPr>
+                    <pic:cNvPr id="467265963" name="Picture 1" descr="A screenshot of a computer&#10;&#10;Description automatically generated"/>
+                    <pic:cNvPicPr/>
+                  </pic:nvPicPr>
+                  <pic:blipFill>
+                    <a:blip r:embed="rId11"/>
+                    <a:stretch>
+                      <a:fillRect/>
+                    </a:stretch>
+                  </pic:blipFill>
+                  <pic:spPr>
+                    <a:xfrm>
+                      <a:off x="0" y="0"/>
+                      <a:ext cx="5943600" cy="2818765"/>
+                    </a:xfrm>
+                    <a:prstGeom prst="rect">
+                      <a:avLst/>
+                    </a:prstGeom>
+                  </pic:spPr>
+                </pic:pic>
+              </a:graphicData>
+            </a:graphic>
+          </wp:inline>
+        </w:drawing>
+      </w:r>
+    </w:p>
+    <w:p>
+      <w:pPr>
+        <w:pStyle w:val="Heading4"/>
+      </w:pPr>
+      <w:r>
+        <w:t>Positives</w:t>
+      </w:r>
+    </w:p>
+    <w:p>
+      <w:pPr>
+        <w:pStyle w:val="ListParagraph"/>
+        <w:numPr>
+          <w:ilvl w:val="0"/>
+          <w:numId w:val="5"/>
+        </w:numPr>
+      </w:pPr>
+      <w:r>
+        <w:t>UX very good and fast</w:t>
+      </w:r>
+    </w:p>
+    <w:p>
+      <w:pPr>
+        <w:pStyle w:val="ListParagraph"/>
+        <w:numPr>
+          <w:ilvl w:val="0"/>
+          <w:numId w:val="5"/>
+        </w:numPr>
+      </w:pPr>
+      <w:r>
+        <w:t>No paywall</w:t>
+      </w:r>
+    </w:p>
+    <w:p>
+      <w:pPr>
+        <w:pStyle w:val="ListParagraph"/>
+        <w:numPr>
+          <w:ilvl w:val="0"/>
+          <w:numId w:val="5"/>
+        </w:numPr>
+      </w:pPr>
+      <w:r>
+        <w:t>Same features as chess.com</w:t>
+      </w:r>
+    </w:p>
+    <w:p>
+      <w:pPr>
+        <w:pStyle w:val="Heading4"/>
+      </w:pPr>
+      <w:r>
+        <w:t>Negatives</w:t>
+      </w:r>
+    </w:p>
+    <w:p>
+      <w:pPr>
+        <w:pStyle w:val="ListParagraph"/>
+        <w:numPr>
+          <w:ilvl w:val="0"/>
+          <w:numId w:val="5"/>
+        </w:numPr>
+      </w:pPr>
+      <w:r>
+        <w:t>UI not the best</w:t>
+      </w:r>
+    </w:p>
+    <w:p>
+      <w:r>
+        <w:br w:type="page"/>
+      </w:r>
+    </w:p>
+    <w:p/>
+    <w:bookmarkStart w:id="11" w:name="_Toc182238593" w:displacedByCustomXml="next"/>
+    <w:sdt>
+      <w:sdtPr>
+        <w:id w:val="1503308954"/>
+        <w:docPartObj>
+          <w:docPartGallery w:val="Bibliographies"/>
+          <w:docPartUnique/>
+        </w:docPartObj>
+      </w:sdtPr>
+      <w:sdtEndPr>
+        <w:rPr>
+          <w:rFonts w:asciiTheme="minorHAnsi" w:eastAsiaTheme="minorHAnsi" w:hAnsiTheme="minorHAnsi" w:cstheme="minorBidi"/>
+          <w:color w:val="auto"/>
+          <w:sz w:val="24"/>
+          <w:szCs w:val="24"/>
+        </w:rPr>
+      </w:sdtEndPr>
+      <w:sdtContent>
+        <w:p>
+          <w:pPr>
+            <w:pStyle w:val="Heading1"/>
+          </w:pPr>
+          <w:r>
+            <w:t>Bibliography</w:t>
+          </w:r>
+          <w:bookmarkEnd w:id="11"/>
+        </w:p>
+        <w:sdt>
+          <w:sdtPr>
+            <w:id w:val="111145805"/>
+            <w:bibliography/>
+          </w:sdtPr>
+          <w:sdtContent>
+            <w:p>
+              <w:pPr>
+                <w:pStyle w:val="Bibliography"/>
+                <w:ind w:left="720" w:hanging="720"/>
+                <w:rPr>
+                  <w:noProof/>
+                  <w:kern w:val="0"/>
+                  <w14:ligatures w14:val="none"/>
+                </w:rPr>
+              </w:pPr>
+              <w:r>
+                <w:fldChar w:fldCharType="begin"/>
+              </w:r>
+              <w:r>
+                <w:instrText xml:space="preserve"> BIBLIOGRAPHY </w:instrText>
+              </w:r>
+              <w:r>
+                <w:fldChar w:fldCharType="separate"/>
+              </w:r>
+              <w:r>
+                <w:rPr>
+                  <w:noProof/>
+                </w:rPr>
+                <w:t xml:space="preserve">n.d. </w:t>
+              </w:r>
+              <w:r>
+                <w:rPr>
+                  <w:i/>
+                  <w:iCs/>
+                  <w:noProof/>
+                </w:rPr>
+                <w:t>Chess.</w:t>
+              </w:r>
+              <w:r>
+                <w:rPr>
+                  <w:noProof/>
+                </w:rPr>
+                <w:t xml:space="preserve"> Accessed 11 11, 2024. https://www.chess.com.</w:t>
+              </w:r>
+            </w:p>
+            <w:p>
+              <w:pPr>
+                <w:pStyle w:val="Bibliography"/>
+                <w:ind w:left="720" w:hanging="720"/>
+                <w:rPr>
+                  <w:noProof/>
+                </w:rPr>
+              </w:pPr>
+              <w:r>
+                <w:rPr>
+                  <w:noProof/>
+                </w:rPr>
+                <w:t xml:space="preserve">n.d. </w:t>
+              </w:r>
+              <w:r>
+                <w:rPr>
+                  <w:i/>
+                  <w:iCs/>
+                  <w:noProof/>
+                </w:rPr>
+                <w:t>Chess Notation.</w:t>
+              </w:r>
+              <w:r>
+                <w:rPr>
+                  <w:noProof/>
+                </w:rPr>
+                <w:t xml:space="preserve"> Accessed 11 11, 2024. https://www.chess.com/terms/chess-notation.</w:t>
+              </w:r>
+            </w:p>
+            <w:p>
+              <w:pPr>
+                <w:pStyle w:val="Bibliography"/>
+                <w:ind w:left="720" w:hanging="720"/>
+                <w:rPr>
+                  <w:noProof/>
+                </w:rPr>
+              </w:pPr>
+              <w:r>
+                <w:rPr>
+                  <w:noProof/>
+                </w:rPr>
+                <w:t xml:space="preserve">n.d. </w:t>
+              </w:r>
+              <w:r>
+                <w:rPr>
+                  <w:i/>
+                  <w:iCs/>
+                  <w:noProof/>
+                </w:rPr>
+                <w:t>Forsyth-Edwards Notation (FEN).</w:t>
+              </w:r>
+              <w:r>
+                <w:rPr>
+                  <w:noProof/>
+                </w:rPr>
+                <w:t xml:space="preserve"> Accessed 11 11, 2024. https://www.chess.com/terms/fen-chess.</w:t>
+              </w:r>
+            </w:p>
+            <w:p>
+              <w:pPr>
+                <w:pStyle w:val="Bibliography"/>
+                <w:ind w:left="720" w:hanging="720"/>
+                <w:rPr>
+                  <w:noProof/>
+                </w:rPr>
+              </w:pPr>
+              <w:r>
+                <w:rPr>
+                  <w:noProof/>
+                </w:rPr>
+                <w:t xml:space="preserve">n.d. </w:t>
+              </w:r>
+              <w:r>
+                <w:rPr>
+                  <w:i/>
+                  <w:iCs/>
+                  <w:noProof/>
+                </w:rPr>
+                <w:t>Lichess.</w:t>
+              </w:r>
+              <w:r>
+                <w:rPr>
+                  <w:noProof/>
+                </w:rPr>
+                <w:t xml:space="preserve"> Accessed 11 11, 2024. https://lichess.org/.</w:t>
+              </w:r>
+            </w:p>
+            <w:p>
+              <w:pPr>
+                <w:pStyle w:val="Bibliography"/>
+                <w:ind w:left="720" w:hanging="720"/>
+                <w:rPr>
+                  <w:noProof/>
+                </w:rPr>
+              </w:pPr>
+              <w:r>
+                <w:rPr>
+                  <w:noProof/>
+                </w:rPr>
+                <w:t xml:space="preserve">n.d. </w:t>
+              </w:r>
+              <w:r>
+                <w:rPr>
+                  <w:i/>
+                  <w:iCs/>
+                  <w:noProof/>
+                </w:rPr>
+                <w:t>Rules of Chess.</w:t>
+              </w:r>
+              <w:r>
+                <w:rPr>
+                  <w:noProof/>
+                </w:rPr>
+                <w:t xml:space="preserve"> Accessed 11 11, 2024. https://en.wikipedia.org/wiki/Rules_of_chess.</w:t>
+              </w:r>
+            </w:p>
+            <w:p>
+              <w:r>
+                <w:rPr>
+                  <w:b/>
+                  <w:bCs/>
+                  <w:noProof/>
+                </w:rPr>
+                <w:fldChar w:fldCharType="end"/>
+              </w:r>
+            </w:p>
+          </w:sdtContent>
+        </w:sdt>
+      </w:sdtContent>
+    </w:sdt>
     <w:sectPr>
+      <w:footerReference w:type="default" r:id="rId12"/>
       <w:pgSz w:w="12240" w:h="15840"/>
       <w:pgMar w:top="1440" w:right="1440" w:bottom="1440" w:left="1440" w:header="720" w:footer="720" w:gutter="0"/>
       <w:pgNumType w:start="0"/>
@@ -1487,9 +3144,224 @@
 </w:document>
 </file>
 
+<file path=word/endnotes.xml><?xml version="1.0" encoding="utf-8"?>
+<w:endnotes xmlns:wpc="http://schemas.microsoft.com/office/word/2010/wordprocessingCanvas" xmlns:cx="http://schemas.microsoft.com/office/drawing/2014/chartex" xmlns:cx1="http://schemas.microsoft.com/office/drawing/2015/9/8/chartex" xmlns:cx2="http://schemas.microsoft.com/office/drawing/2015/10/21/chartex" xmlns:cx3="http://schemas.microsoft.com/office/drawing/2016/5/9/chartex" xmlns:cx4="http://schemas.microsoft.com/office/drawing/2016/5/10/chartex" xmlns:cx5="http://schemas.microsoft.com/office/drawing/2016/5/11/chartex" xmlns:cx6="http://schemas.microsoft.com/office/drawing/2016/5/12/chartex" xmlns:cx7="http://schemas.microsoft.com/office/drawing/2016/5/13/chartex" xmlns:cx8="http://schemas.microsoft.com/office/drawing/2016/5/14/chartex" xmlns:mc="http://schemas.openxmlformats.org/markup-compatibility/2006" xmlns:aink="http://schemas.microsoft.com/office/drawing/2016/ink" xmlns:am3d="http://schemas.microsoft.com/office/drawing/2017/model3d" xmlns:o="urn:schemas-microsoft-com:office:office" xmlns:oel="http://schemas.microsoft.com/office/2019/extlst" xmlns:r="http://schemas.openxmlformats.org/officeDocument/2006/relationships" xmlns:m="http://schemas.openxmlformats.org/officeDocument/2006/math" xmlns:v="urn:schemas-microsoft-com:vml" xmlns:wp14="http://schemas.microsoft.com/office/word/2010/wordprocessingDrawing" xmlns:wp="http://schemas.openxmlformats.org/drawingml/2006/wordprocessingDrawing" xmlns:w10="urn:schemas-microsoft-com:office:word" xmlns:w="http://schemas.openxmlformats.org/wordprocessingml/2006/main" xmlns:w14="http://schemas.microsoft.com/office/word/2010/wordml" xmlns:w15="http://schemas.microsoft.com/office/word/2012/wordml" xmlns:w16cex="http://schemas.microsoft.com/office/word/2018/wordml/cex" xmlns:w16cid="http://schemas.microsoft.com/office/word/2016/wordml/cid" xmlns:w16="http://schemas.microsoft.com/office/word/2018/wordml" xmlns:w16du="http://schemas.microsoft.com/office/word/2023/wordml/word16du" xmlns:w16sdtdh="http://schemas.microsoft.com/office/word/2020/wordml/sdtdatahash" xmlns:w16se="http://schemas.microsoft.com/office/word/2015/wordml/symex" xmlns:wpg="http://schemas.microsoft.com/office/word/2010/wordprocessingGroup" xmlns:wpi="http://schemas.microsoft.com/office/word/2010/wordprocessingInk" xmlns:wne="http://schemas.microsoft.com/office/word/2006/wordml" xmlns:wps="http://schemas.microsoft.com/office/word/2010/wordprocessingShape" mc:Ignorable="w14 w15 w16se w16cid w16 w16cex w16sdtdh w16du wp14">
+  <w:endnote w:type="separator" w:id="-1">
+    <w:p>
+      <w:pPr>
+        <w:spacing w:after="0" w:line="240" w:lineRule="auto"/>
+      </w:pPr>
+      <w:r>
+        <w:separator/>
+      </w:r>
+    </w:p>
+  </w:endnote>
+  <w:endnote w:type="continuationSeparator" w:id="0">
+    <w:p>
+      <w:pPr>
+        <w:spacing w:after="0" w:line="240" w:lineRule="auto"/>
+      </w:pPr>
+      <w:r>
+        <w:continuationSeparator/>
+      </w:r>
+    </w:p>
+  </w:endnote>
+</w:endnotes>
+</file>
+
+<file path=word/footer1.xml><?xml version="1.0" encoding="utf-8"?>
+<w:ftr xmlns:wpc="http://schemas.microsoft.com/office/word/2010/wordprocessingCanvas" xmlns:cx="http://schemas.microsoft.com/office/drawing/2014/chartex" xmlns:cx1="http://schemas.microsoft.com/office/drawing/2015/9/8/chartex" xmlns:cx2="http://schemas.microsoft.com/office/drawing/2015/10/21/chartex" xmlns:cx3="http://schemas.microsoft.com/office/drawing/2016/5/9/chartex" xmlns:cx4="http://schemas.microsoft.com/office/drawing/2016/5/10/chartex" xmlns:cx5="http://schemas.microsoft.com/office/drawing/2016/5/11/chartex" xmlns:cx6="http://schemas.microsoft.com/office/drawing/2016/5/12/chartex" xmlns:cx7="http://schemas.microsoft.com/office/drawing/2016/5/13/chartex" xmlns:cx8="http://schemas.microsoft.com/office/drawing/2016/5/14/chartex" xmlns:mc="http://schemas.openxmlformats.org/markup-compatibility/2006" xmlns:aink="http://schemas.microsoft.com/office/drawing/2016/ink" xmlns:am3d="http://schemas.microsoft.com/office/drawing/2017/model3d" xmlns:o="urn:schemas-microsoft-com:office:office" xmlns:oel="http://schemas.microsoft.com/office/2019/extlst" xmlns:r="http://schemas.openxmlformats.org/officeDocument/2006/relationships" xmlns:m="http://schemas.openxmlformats.org/officeDocument/2006/math" xmlns:v="urn:schemas-microsoft-com:vml" xmlns:wp14="http://schemas.microsoft.com/office/word/2010/wordprocessingDrawing" xmlns:wp="http://schemas.openxmlformats.org/drawingml/2006/wordprocessingDrawing" xmlns:w10="urn:schemas-microsoft-com:office:word" xmlns:w="http://schemas.openxmlformats.org/wordprocessingml/2006/main" xmlns:w14="http://schemas.microsoft.com/office/word/2010/wordml" xmlns:w15="http://schemas.microsoft.com/office/word/2012/wordml" xmlns:w16cex="http://schemas.microsoft.com/office/word/2018/wordml/cex" xmlns:w16cid="http://schemas.microsoft.com/office/word/2016/wordml/cid" xmlns:w16="http://schemas.microsoft.com/office/word/2018/wordml" xmlns:w16du="http://schemas.microsoft.com/office/word/2023/wordml/word16du" xmlns:w16sdtdh="http://schemas.microsoft.com/office/word/2020/wordml/sdtdatahash" xmlns:w16se="http://schemas.microsoft.com/office/word/2015/wordml/symex" xmlns:wpg="http://schemas.microsoft.com/office/word/2010/wordprocessingGroup" xmlns:wpi="http://schemas.microsoft.com/office/word/2010/wordprocessingInk" xmlns:wne="http://schemas.microsoft.com/office/word/2006/wordml" xmlns:wps="http://schemas.microsoft.com/office/word/2010/wordprocessingShape" mc:Ignorable="w14 w15 w16se w16cid w16 w16cex w16sdtdh w16du wp14">
+  <w:sdt>
+    <w:sdtPr>
+      <w:id w:val="617182465"/>
+      <w:docPartObj>
+        <w:docPartGallery w:val="Page Numbers (Bottom of Page)"/>
+        <w:docPartUnique/>
+      </w:docPartObj>
+    </w:sdtPr>
+    <w:sdtEndPr>
+      <w:rPr>
+        <w:noProof/>
+      </w:rPr>
+    </w:sdtEndPr>
+    <w:sdtContent>
+      <w:p>
+        <w:pPr>
+          <w:pStyle w:val="Footer"/>
+          <w:jc w:val="right"/>
+        </w:pPr>
+        <w:r>
+          <w:fldChar w:fldCharType="begin"/>
+        </w:r>
+        <w:r>
+          <w:instrText xml:space="preserve"> PAGE   \* MERGEFORMAT </w:instrText>
+        </w:r>
+        <w:r>
+          <w:fldChar w:fldCharType="separate"/>
+        </w:r>
+        <w:r>
+          <w:rPr>
+            <w:noProof/>
+          </w:rPr>
+          <w:t>2</w:t>
+        </w:r>
+        <w:r>
+          <w:rPr>
+            <w:noProof/>
+          </w:rPr>
+          <w:fldChar w:fldCharType="end"/>
+        </w:r>
+      </w:p>
+    </w:sdtContent>
+  </w:sdt>
+  <w:p>
+    <w:pPr>
+      <w:pStyle w:val="Footer"/>
+    </w:pPr>
+  </w:p>
+</w:ftr>
+</file>
+
+<file path=word/footnotes.xml><?xml version="1.0" encoding="utf-8"?>
+<w:footnotes xmlns:wpc="http://schemas.microsoft.com/office/word/2010/wordprocessingCanvas" xmlns:cx="http://schemas.microsoft.com/office/drawing/2014/chartex" xmlns:cx1="http://schemas.microsoft.com/office/drawing/2015/9/8/chartex" xmlns:cx2="http://schemas.microsoft.com/office/drawing/2015/10/21/chartex" xmlns:cx3="http://schemas.microsoft.com/office/drawing/2016/5/9/chartex" xmlns:cx4="http://schemas.microsoft.com/office/drawing/2016/5/10/chartex" xmlns:cx5="http://schemas.microsoft.com/office/drawing/2016/5/11/chartex" xmlns:cx6="http://schemas.microsoft.com/office/drawing/2016/5/12/chartex" xmlns:cx7="http://schemas.microsoft.com/office/drawing/2016/5/13/chartex" xmlns:cx8="http://schemas.microsoft.com/office/drawing/2016/5/14/chartex" xmlns:mc="http://schemas.openxmlformats.org/markup-compatibility/2006" xmlns:aink="http://schemas.microsoft.com/office/drawing/2016/ink" xmlns:am3d="http://schemas.microsoft.com/office/drawing/2017/model3d" xmlns:o="urn:schemas-microsoft-com:office:office" xmlns:oel="http://schemas.microsoft.com/office/2019/extlst" xmlns:r="http://schemas.openxmlformats.org/officeDocument/2006/relationships" xmlns:m="http://schemas.openxmlformats.org/officeDocument/2006/math" xmlns:v="urn:schemas-microsoft-com:vml" xmlns:wp14="http://schemas.microsoft.com/office/word/2010/wordprocessingDrawing" xmlns:wp="http://schemas.openxmlformats.org/drawingml/2006/wordprocessingDrawing" xmlns:w10="urn:schemas-microsoft-com:office:word" xmlns:w="http://schemas.openxmlformats.org/wordprocessingml/2006/main" xmlns:w14="http://schemas.microsoft.com/office/word/2010/wordml" xmlns:w15="http://schemas.microsoft.com/office/word/2012/wordml" xmlns:w16cex="http://schemas.microsoft.com/office/word/2018/wordml/cex" xmlns:w16cid="http://schemas.microsoft.com/office/word/2016/wordml/cid" xmlns:w16="http://schemas.microsoft.com/office/word/2018/wordml" xmlns:w16du="http://schemas.microsoft.com/office/word/2023/wordml/word16du" xmlns:w16sdtdh="http://schemas.microsoft.com/office/word/2020/wordml/sdtdatahash" xmlns:w16se="http://schemas.microsoft.com/office/word/2015/wordml/symex" xmlns:wpg="http://schemas.microsoft.com/office/word/2010/wordprocessingGroup" xmlns:wpi="http://schemas.microsoft.com/office/word/2010/wordprocessingInk" xmlns:wne="http://schemas.microsoft.com/office/word/2006/wordml" xmlns:wps="http://schemas.microsoft.com/office/word/2010/wordprocessingShape" mc:Ignorable="w14 w15 w16se w16cid w16 w16cex w16sdtdh w16du wp14">
+  <w:footnote w:type="separator" w:id="-1">
+    <w:p>
+      <w:pPr>
+        <w:spacing w:after="0" w:line="240" w:lineRule="auto"/>
+      </w:pPr>
+      <w:r>
+        <w:separator/>
+      </w:r>
+    </w:p>
+  </w:footnote>
+  <w:footnote w:type="continuationSeparator" w:id="0">
+    <w:p>
+      <w:pPr>
+        <w:spacing w:after="0" w:line="240" w:lineRule="auto"/>
+      </w:pPr>
+      <w:r>
+        <w:continuationSeparator/>
+      </w:r>
+    </w:p>
+  </w:footnote>
+</w:footnotes>
+</file>
+
 <file path=word/numbering.xml><?xml version="1.0" encoding="utf-8"?>
 <w:numbering xmlns:wpc="http://schemas.microsoft.com/office/word/2010/wordprocessingCanvas" xmlns:cx="http://schemas.microsoft.com/office/drawing/2014/chartex" xmlns:cx1="http://schemas.microsoft.com/office/drawing/2015/9/8/chartex" xmlns:cx2="http://schemas.microsoft.com/office/drawing/2015/10/21/chartex" xmlns:cx3="http://schemas.microsoft.com/office/drawing/2016/5/9/chartex" xmlns:cx4="http://schemas.microsoft.com/office/drawing/2016/5/10/chartex" xmlns:cx5="http://schemas.microsoft.com/office/drawing/2016/5/11/chartex" xmlns:cx6="http://schemas.microsoft.com/office/drawing/2016/5/12/chartex" xmlns:cx7="http://schemas.microsoft.com/office/drawing/2016/5/13/chartex" xmlns:cx8="http://schemas.microsoft.com/office/drawing/2016/5/14/chartex" xmlns:mc="http://schemas.openxmlformats.org/markup-compatibility/2006" xmlns:aink="http://schemas.microsoft.com/office/drawing/2016/ink" xmlns:am3d="http://schemas.microsoft.com/office/drawing/2017/model3d" xmlns:o="urn:schemas-microsoft-com:office:office" xmlns:oel="http://schemas.microsoft.com/office/2019/extlst" xmlns:r="http://schemas.openxmlformats.org/officeDocument/2006/relationships" xmlns:m="http://schemas.openxmlformats.org/officeDocument/2006/math" xmlns:v="urn:schemas-microsoft-com:vml" xmlns:wp14="http://schemas.microsoft.com/office/word/2010/wordprocessingDrawing" xmlns:wp="http://schemas.openxmlformats.org/drawingml/2006/wordprocessingDrawing" xmlns:w10="urn:schemas-microsoft-com:office:word" xmlns:w="http://schemas.openxmlformats.org/wordprocessingml/2006/main" xmlns:w14="http://schemas.microsoft.com/office/word/2010/wordml" xmlns:w15="http://schemas.microsoft.com/office/word/2012/wordml" xmlns:w16cex="http://schemas.microsoft.com/office/word/2018/wordml/cex" xmlns:w16cid="http://schemas.microsoft.com/office/word/2016/wordml/cid" xmlns:w16="http://schemas.microsoft.com/office/word/2018/wordml" xmlns:w16du="http://schemas.microsoft.com/office/word/2023/wordml/word16du" xmlns:w16sdtdh="http://schemas.microsoft.com/office/word/2020/wordml/sdtdatahash" xmlns:w16se="http://schemas.microsoft.com/office/word/2015/wordml/symex" xmlns:wpg="http://schemas.microsoft.com/office/word/2010/wordprocessingGroup" xmlns:wpi="http://schemas.microsoft.com/office/word/2010/wordprocessingInk" xmlns:wne="http://schemas.microsoft.com/office/word/2006/wordml" xmlns:wps="http://schemas.microsoft.com/office/word/2010/wordprocessingShape" mc:Ignorable="w14 w15 w16se w16cid w16 w16cex w16sdtdh w16du wp14">
   <w:abstractNum w:abstractNumId="0" w15:restartNumberingAfterBreak="0">
+    <w:nsid w:val="08FE2096"/>
+    <w:multiLevelType w:val="hybridMultilevel"/>
+    <w:tmpl w:val="A6DE4670"/>
+    <w:lvl w:ilvl="0" w:tplc="FA68EFC2">
+      <w:numFmt w:val="bullet"/>
+      <w:lvlText w:val="-"/>
+      <w:lvlJc w:val="left"/>
+      <w:pPr>
+        <w:ind w:left="720" w:hanging="360"/>
+      </w:pPr>
+      <w:rPr>
+        <w:rFonts w:ascii="Aptos" w:eastAsiaTheme="minorHAnsi" w:hAnsi="Aptos" w:cstheme="minorBidi" w:hint="default"/>
+      </w:rPr>
+    </w:lvl>
+    <w:lvl w:ilvl="1" w:tplc="08090003">
+      <w:start w:val="1"/>
+      <w:numFmt w:val="bullet"/>
+      <w:lvlText w:val="o"/>
+      <w:lvlJc w:val="left"/>
+      <w:pPr>
+        <w:ind w:left="1440" w:hanging="360"/>
+      </w:pPr>
+      <w:rPr>
+        <w:rFonts w:ascii="Courier New" w:hAnsi="Courier New" w:cs="Courier New" w:hint="default"/>
+      </w:rPr>
+    </w:lvl>
+    <w:lvl w:ilvl="2" w:tplc="08090005" w:tentative="1">
+      <w:start w:val="1"/>
+      <w:numFmt w:val="bullet"/>
+      <w:lvlText w:val=""/>
+      <w:lvlJc w:val="left"/>
+      <w:pPr>
+        <w:ind w:left="2160" w:hanging="360"/>
+      </w:pPr>
+      <w:rPr>
+        <w:rFonts w:ascii="Wingdings" w:hAnsi="Wingdings" w:hint="default"/>
+      </w:rPr>
+    </w:lvl>
+    <w:lvl w:ilvl="3" w:tplc="08090001" w:tentative="1">
+      <w:start w:val="1"/>
+      <w:numFmt w:val="bullet"/>
+      <w:lvlText w:val=""/>
+      <w:lvlJc w:val="left"/>
+      <w:pPr>
+        <w:ind w:left="2880" w:hanging="360"/>
+      </w:pPr>
+      <w:rPr>
+        <w:rFonts w:ascii="Symbol" w:hAnsi="Symbol" w:hint="default"/>
+      </w:rPr>
+    </w:lvl>
+    <w:lvl w:ilvl="4" w:tplc="08090003" w:tentative="1">
+      <w:start w:val="1"/>
+      <w:numFmt w:val="bullet"/>
+      <w:lvlText w:val="o"/>
+      <w:lvlJc w:val="left"/>
+      <w:pPr>
+        <w:ind w:left="3600" w:hanging="360"/>
+      </w:pPr>
+      <w:rPr>
+        <w:rFonts w:ascii="Courier New" w:hAnsi="Courier New" w:cs="Courier New" w:hint="default"/>
+      </w:rPr>
+    </w:lvl>
+    <w:lvl w:ilvl="5" w:tplc="08090005" w:tentative="1">
+      <w:start w:val="1"/>
+      <w:numFmt w:val="bullet"/>
+      <w:lvlText w:val=""/>
+      <w:lvlJc w:val="left"/>
+      <w:pPr>
+        <w:ind w:left="4320" w:hanging="360"/>
+      </w:pPr>
+      <w:rPr>
+        <w:rFonts w:ascii="Wingdings" w:hAnsi="Wingdings" w:hint="default"/>
+      </w:rPr>
+    </w:lvl>
+    <w:lvl w:ilvl="6" w:tplc="08090001" w:tentative="1">
+      <w:start w:val="1"/>
+      <w:numFmt w:val="bullet"/>
+      <w:lvlText w:val=""/>
+      <w:lvlJc w:val="left"/>
+      <w:pPr>
+        <w:ind w:left="5040" w:hanging="360"/>
+      </w:pPr>
+      <w:rPr>
+        <w:rFonts w:ascii="Symbol" w:hAnsi="Symbol" w:hint="default"/>
+      </w:rPr>
+    </w:lvl>
+    <w:lvl w:ilvl="7" w:tplc="08090003" w:tentative="1">
+      <w:start w:val="1"/>
+      <w:numFmt w:val="bullet"/>
+      <w:lvlText w:val="o"/>
+      <w:lvlJc w:val="left"/>
+      <w:pPr>
+        <w:ind w:left="5760" w:hanging="360"/>
+      </w:pPr>
+      <w:rPr>
+        <w:rFonts w:ascii="Courier New" w:hAnsi="Courier New" w:cs="Courier New" w:hint="default"/>
+      </w:rPr>
+    </w:lvl>
+    <w:lvl w:ilvl="8" w:tplc="08090005" w:tentative="1">
+      <w:start w:val="1"/>
+      <w:numFmt w:val="bullet"/>
+      <w:lvlText w:val=""/>
+      <w:lvlJc w:val="left"/>
+      <w:pPr>
+        <w:ind w:left="6480" w:hanging="360"/>
+      </w:pPr>
+      <w:rPr>
+        <w:rFonts w:ascii="Wingdings" w:hAnsi="Wingdings" w:hint="default"/>
+      </w:rPr>
+    </w:lvl>
+  </w:abstractNum>
+  <w:abstractNum w:abstractNumId="1" w15:restartNumberingAfterBreak="0">
     <w:nsid w:val="1F9F5275"/>
     <w:multiLevelType w:val="hybridMultilevel"/>
     <w:tmpl w:val="269EE314"/>
@@ -1602,7 +3474,7 @@
       </w:rPr>
     </w:lvl>
   </w:abstractNum>
-  <w:abstractNum w:abstractNumId="1" w15:restartNumberingAfterBreak="0">
+  <w:abstractNum w:abstractNumId="2" w15:restartNumberingAfterBreak="0">
     <w:nsid w:val="1FF659E4"/>
     <w:multiLevelType w:val="hybridMultilevel"/>
     <w:tmpl w:val="03F64E0E"/>
@@ -1691,7 +3563,7 @@
       </w:pPr>
     </w:lvl>
   </w:abstractNum>
-  <w:abstractNum w:abstractNumId="2" w15:restartNumberingAfterBreak="0">
+  <w:abstractNum w:abstractNumId="3" w15:restartNumberingAfterBreak="0">
     <w:nsid w:val="270B796F"/>
     <w:multiLevelType w:val="hybridMultilevel"/>
     <w:tmpl w:val="E0F4AA2A"/>
@@ -1780,7 +3652,95 @@
       </w:pPr>
     </w:lvl>
   </w:abstractNum>
-  <w:abstractNum w:abstractNumId="3" w15:restartNumberingAfterBreak="0">
+  <w:abstractNum w:abstractNumId="4" w15:restartNumberingAfterBreak="0">
+    <w:nsid w:val="4D0338A2"/>
+    <w:multiLevelType w:val="hybridMultilevel"/>
+    <w:tmpl w:val="05DE74A8"/>
+    <w:lvl w:ilvl="0" w:tplc="5C905534">
+      <w:numFmt w:val="decimal"/>
+      <w:lvlText w:val="%1-"/>
+      <w:lvlJc w:val="left"/>
+      <w:pPr>
+        <w:ind w:left="720" w:hanging="360"/>
+      </w:pPr>
+      <w:rPr>
+        <w:rFonts w:hint="default"/>
+      </w:rPr>
+    </w:lvl>
+    <w:lvl w:ilvl="1" w:tplc="08090019" w:tentative="1">
+      <w:start w:val="1"/>
+      <w:numFmt w:val="lowerLetter"/>
+      <w:lvlText w:val="%2."/>
+      <w:lvlJc w:val="left"/>
+      <w:pPr>
+        <w:ind w:left="1440" w:hanging="360"/>
+      </w:pPr>
+    </w:lvl>
+    <w:lvl w:ilvl="2" w:tplc="0809001B" w:tentative="1">
+      <w:start w:val="1"/>
+      <w:numFmt w:val="lowerRoman"/>
+      <w:lvlText w:val="%3."/>
+      <w:lvlJc w:val="right"/>
+      <w:pPr>
+        <w:ind w:left="2160" w:hanging="180"/>
+      </w:pPr>
+    </w:lvl>
+    <w:lvl w:ilvl="3" w:tplc="0809000F" w:tentative="1">
+      <w:start w:val="1"/>
+      <w:numFmt w:val="decimal"/>
+      <w:lvlText w:val="%4."/>
+      <w:lvlJc w:val="left"/>
+      <w:pPr>
+        <w:ind w:left="2880" w:hanging="360"/>
+      </w:pPr>
+    </w:lvl>
+    <w:lvl w:ilvl="4" w:tplc="08090019" w:tentative="1">
+      <w:start w:val="1"/>
+      <w:numFmt w:val="lowerLetter"/>
+      <w:lvlText w:val="%5."/>
+      <w:lvlJc w:val="left"/>
+      <w:pPr>
+        <w:ind w:left="3600" w:hanging="360"/>
+      </w:pPr>
+    </w:lvl>
+    <w:lvl w:ilvl="5" w:tplc="0809001B" w:tentative="1">
+      <w:start w:val="1"/>
+      <w:numFmt w:val="lowerRoman"/>
+      <w:lvlText w:val="%6."/>
+      <w:lvlJc w:val="right"/>
+      <w:pPr>
+        <w:ind w:left="4320" w:hanging="180"/>
+      </w:pPr>
+    </w:lvl>
+    <w:lvl w:ilvl="6" w:tplc="0809000F" w:tentative="1">
+      <w:start w:val="1"/>
+      <w:numFmt w:val="decimal"/>
+      <w:lvlText w:val="%7."/>
+      <w:lvlJc w:val="left"/>
+      <w:pPr>
+        <w:ind w:left="5040" w:hanging="360"/>
+      </w:pPr>
+    </w:lvl>
+    <w:lvl w:ilvl="7" w:tplc="08090019" w:tentative="1">
+      <w:start w:val="1"/>
+      <w:numFmt w:val="lowerLetter"/>
+      <w:lvlText w:val="%8."/>
+      <w:lvlJc w:val="left"/>
+      <w:pPr>
+        <w:ind w:left="5760" w:hanging="360"/>
+      </w:pPr>
+    </w:lvl>
+    <w:lvl w:ilvl="8" w:tplc="0809001B" w:tentative="1">
+      <w:start w:val="1"/>
+      <w:numFmt w:val="lowerRoman"/>
+      <w:lvlText w:val="%9."/>
+      <w:lvlJc w:val="right"/>
+      <w:pPr>
+        <w:ind w:left="6480" w:hanging="180"/>
+      </w:pPr>
+    </w:lvl>
+  </w:abstractNum>
+  <w:abstractNum w:abstractNumId="5" w15:restartNumberingAfterBreak="0">
     <w:nsid w:val="4DC716B8"/>
     <w:multiLevelType w:val="hybridMultilevel"/>
     <w:tmpl w:val="09C88236"/>
@@ -1869,17 +3829,138 @@
       </w:pPr>
     </w:lvl>
   </w:abstractNum>
+  <w:abstractNum w:abstractNumId="6" w15:restartNumberingAfterBreak="0">
+    <w:nsid w:val="4E195B23"/>
+    <w:multiLevelType w:val="hybridMultilevel"/>
+    <w:tmpl w:val="38B4DAF2"/>
+    <w:lvl w:ilvl="0" w:tplc="BDCAA7F6">
+      <w:numFmt w:val="bullet"/>
+      <w:lvlText w:val="-"/>
+      <w:lvlJc w:val="left"/>
+      <w:pPr>
+        <w:ind w:left="720" w:hanging="360"/>
+      </w:pPr>
+      <w:rPr>
+        <w:rFonts w:ascii="Aptos" w:eastAsiaTheme="minorHAnsi" w:hAnsi="Aptos" w:cstheme="minorBidi" w:hint="default"/>
+      </w:rPr>
+    </w:lvl>
+    <w:lvl w:ilvl="1" w:tplc="08090003" w:tentative="1">
+      <w:start w:val="1"/>
+      <w:numFmt w:val="bullet"/>
+      <w:lvlText w:val="o"/>
+      <w:lvlJc w:val="left"/>
+      <w:pPr>
+        <w:ind w:left="1440" w:hanging="360"/>
+      </w:pPr>
+      <w:rPr>
+        <w:rFonts w:ascii="Courier New" w:hAnsi="Courier New" w:cs="Courier New" w:hint="default"/>
+      </w:rPr>
+    </w:lvl>
+    <w:lvl w:ilvl="2" w:tplc="08090005" w:tentative="1">
+      <w:start w:val="1"/>
+      <w:numFmt w:val="bullet"/>
+      <w:lvlText w:val=""/>
+      <w:lvlJc w:val="left"/>
+      <w:pPr>
+        <w:ind w:left="2160" w:hanging="360"/>
+      </w:pPr>
+      <w:rPr>
+        <w:rFonts w:ascii="Wingdings" w:hAnsi="Wingdings" w:hint="default"/>
+      </w:rPr>
+    </w:lvl>
+    <w:lvl w:ilvl="3" w:tplc="08090001" w:tentative="1">
+      <w:start w:val="1"/>
+      <w:numFmt w:val="bullet"/>
+      <w:lvlText w:val=""/>
+      <w:lvlJc w:val="left"/>
+      <w:pPr>
+        <w:ind w:left="2880" w:hanging="360"/>
+      </w:pPr>
+      <w:rPr>
+        <w:rFonts w:ascii="Symbol" w:hAnsi="Symbol" w:hint="default"/>
+      </w:rPr>
+    </w:lvl>
+    <w:lvl w:ilvl="4" w:tplc="08090003" w:tentative="1">
+      <w:start w:val="1"/>
+      <w:numFmt w:val="bullet"/>
+      <w:lvlText w:val="o"/>
+      <w:lvlJc w:val="left"/>
+      <w:pPr>
+        <w:ind w:left="3600" w:hanging="360"/>
+      </w:pPr>
+      <w:rPr>
+        <w:rFonts w:ascii="Courier New" w:hAnsi="Courier New" w:cs="Courier New" w:hint="default"/>
+      </w:rPr>
+    </w:lvl>
+    <w:lvl w:ilvl="5" w:tplc="08090005" w:tentative="1">
+      <w:start w:val="1"/>
+      <w:numFmt w:val="bullet"/>
+      <w:lvlText w:val=""/>
+      <w:lvlJc w:val="left"/>
+      <w:pPr>
+        <w:ind w:left="4320" w:hanging="360"/>
+      </w:pPr>
+      <w:rPr>
+        <w:rFonts w:ascii="Wingdings" w:hAnsi="Wingdings" w:hint="default"/>
+      </w:rPr>
+    </w:lvl>
+    <w:lvl w:ilvl="6" w:tplc="08090001" w:tentative="1">
+      <w:start w:val="1"/>
+      <w:numFmt w:val="bullet"/>
+      <w:lvlText w:val=""/>
+      <w:lvlJc w:val="left"/>
+      <w:pPr>
+        <w:ind w:left="5040" w:hanging="360"/>
+      </w:pPr>
+      <w:rPr>
+        <w:rFonts w:ascii="Symbol" w:hAnsi="Symbol" w:hint="default"/>
+      </w:rPr>
+    </w:lvl>
+    <w:lvl w:ilvl="7" w:tplc="08090003" w:tentative="1">
+      <w:start w:val="1"/>
+      <w:numFmt w:val="bullet"/>
+      <w:lvlText w:val="o"/>
+      <w:lvlJc w:val="left"/>
+      <w:pPr>
+        <w:ind w:left="5760" w:hanging="360"/>
+      </w:pPr>
+      <w:rPr>
+        <w:rFonts w:ascii="Courier New" w:hAnsi="Courier New" w:cs="Courier New" w:hint="default"/>
+      </w:rPr>
+    </w:lvl>
+    <w:lvl w:ilvl="8" w:tplc="08090005" w:tentative="1">
+      <w:start w:val="1"/>
+      <w:numFmt w:val="bullet"/>
+      <w:lvlText w:val=""/>
+      <w:lvlJc w:val="left"/>
+      <w:pPr>
+        <w:ind w:left="6480" w:hanging="360"/>
+      </w:pPr>
+      <w:rPr>
+        <w:rFonts w:ascii="Wingdings" w:hAnsi="Wingdings" w:hint="default"/>
+      </w:rPr>
+    </w:lvl>
+  </w:abstractNum>
   <w:num w:numId="1" w16cid:durableId="404033850">
+    <w:abstractNumId w:val="1"/>
+  </w:num>
+  <w:num w:numId="2" w16cid:durableId="1304043351">
+    <w:abstractNumId w:val="2"/>
+  </w:num>
+  <w:num w:numId="3" w16cid:durableId="491994125">
+    <w:abstractNumId w:val="3"/>
+  </w:num>
+  <w:num w:numId="4" w16cid:durableId="651911594">
+    <w:abstractNumId w:val="5"/>
+  </w:num>
+  <w:num w:numId="5" w16cid:durableId="1663435408">
     <w:abstractNumId w:val="0"/>
   </w:num>
-  <w:num w:numId="2" w16cid:durableId="1304043351">
-    <w:abstractNumId w:val="1"/>
+  <w:num w:numId="6" w16cid:durableId="2111662715">
+    <w:abstractNumId w:val="4"/>
   </w:num>
-  <w:num w:numId="3" w16cid:durableId="491994125">
-    <w:abstractNumId w:val="2"/>
-  </w:num>
-  <w:num w:numId="4" w16cid:durableId="651911594">
-    <w:abstractNumId w:val="3"/>
+  <w:num w:numId="7" w16cid:durableId="953171360">
+    <w:abstractNumId w:val="6"/>
   </w:num>
 </w:numbering>
 </file>
@@ -2356,7 +4437,6 @@
     <w:next w:val="Normal"/>
     <w:link w:val="Heading4Char"/>
     <w:uiPriority w:val="9"/>
-    <w:semiHidden/>
     <w:unhideWhenUsed/>
     <w:qFormat/>
     <w:rsid w:val="005F1B24"/>
@@ -2379,7 +4459,6 @@
     <w:next w:val="Normal"/>
     <w:link w:val="Heading5Char"/>
     <w:uiPriority w:val="9"/>
-    <w:semiHidden/>
     <w:unhideWhenUsed/>
     <w:qFormat/>
     <w:rsid w:val="005F1B24"/>
@@ -2400,7 +4479,6 @@
     <w:next w:val="Normal"/>
     <w:link w:val="Heading6Char"/>
     <w:uiPriority w:val="9"/>
-    <w:semiHidden/>
     <w:unhideWhenUsed/>
     <w:qFormat/>
     <w:rsid w:val="005F1B24"/>
@@ -2485,7 +4563,6 @@
   <w:style w:type="character" w:default="1" w:styleId="DefaultParagraphFont">
     <w:name w:val="Default Paragraph Font"/>
     <w:uiPriority w:val="1"/>
-    <w:semiHidden/>
     <w:unhideWhenUsed/>
   </w:style>
   <w:style w:type="table" w:default="1" w:styleId="TableNormal">
@@ -2553,7 +4630,6 @@
     <w:basedOn w:val="DefaultParagraphFont"/>
     <w:link w:val="Heading4"/>
     <w:uiPriority w:val="9"/>
-    <w:semiHidden/>
     <w:rsid w:val="005F1B24"/>
     <w:rPr>
       <w:rFonts w:eastAsiaTheme="majorEastAsia" w:cstheme="majorBidi"/>
@@ -2567,7 +4643,6 @@
     <w:basedOn w:val="DefaultParagraphFont"/>
     <w:link w:val="Heading5"/>
     <w:uiPriority w:val="9"/>
-    <w:semiHidden/>
     <w:rsid w:val="005F1B24"/>
     <w:rPr>
       <w:rFonts w:eastAsiaTheme="majorEastAsia" w:cstheme="majorBidi"/>
@@ -2579,7 +4654,6 @@
     <w:basedOn w:val="DefaultParagraphFont"/>
     <w:link w:val="Heading6"/>
     <w:uiPriority w:val="9"/>
-    <w:semiHidden/>
     <w:rsid w:val="005F1B24"/>
     <w:rPr>
       <w:rFonts w:eastAsiaTheme="majorEastAsia" w:cstheme="majorBidi"/>
@@ -3026,6 +5100,58 @@
       <w:u w:val="single"/>
     </w:rPr>
   </w:style>
+  <w:style w:type="paragraph" w:styleId="Bibliography">
+    <w:name w:val="Bibliography"/>
+    <w:basedOn w:val="Normal"/>
+    <w:next w:val="Normal"/>
+    <w:uiPriority w:val="37"/>
+    <w:unhideWhenUsed/>
+    <w:rsid w:val="00A73AA7"/>
+  </w:style>
+  <w:style w:type="paragraph" w:styleId="Header">
+    <w:name w:val="header"/>
+    <w:basedOn w:val="Normal"/>
+    <w:link w:val="HeaderChar"/>
+    <w:uiPriority w:val="99"/>
+    <w:unhideWhenUsed/>
+    <w:rsid w:val="00042FC7"/>
+    <w:pPr>
+      <w:tabs>
+        <w:tab w:val="center" w:pos="4513"/>
+        <w:tab w:val="right" w:pos="9026"/>
+      </w:tabs>
+      <w:spacing w:after="0" w:line="240" w:lineRule="auto"/>
+    </w:pPr>
+  </w:style>
+  <w:style w:type="character" w:customStyle="1" w:styleId="HeaderChar">
+    <w:name w:val="Header Char"/>
+    <w:basedOn w:val="DefaultParagraphFont"/>
+    <w:link w:val="Header"/>
+    <w:uiPriority w:val="99"/>
+    <w:rsid w:val="00042FC7"/>
+  </w:style>
+  <w:style w:type="paragraph" w:styleId="Footer">
+    <w:name w:val="footer"/>
+    <w:basedOn w:val="Normal"/>
+    <w:link w:val="FooterChar"/>
+    <w:uiPriority w:val="99"/>
+    <w:unhideWhenUsed/>
+    <w:rsid w:val="00042FC7"/>
+    <w:pPr>
+      <w:tabs>
+        <w:tab w:val="center" w:pos="4513"/>
+        <w:tab w:val="right" w:pos="9026"/>
+      </w:tabs>
+      <w:spacing w:after="0" w:line="240" w:lineRule="auto"/>
+    </w:pPr>
+  </w:style>
+  <w:style w:type="character" w:customStyle="1" w:styleId="FooterChar">
+    <w:name w:val="Footer Char"/>
+    <w:basedOn w:val="DefaultParagraphFont"/>
+    <w:link w:val="Footer"/>
+    <w:uiPriority w:val="99"/>
+    <w:rsid w:val="00042FC7"/>
+  </w:style>
 </w:styles>
 </file>
 
@@ -3102,12 +5228,11 @@
 
 <file path=word/glossary/fontTable.xml><?xml version="1.0" encoding="utf-8"?>
 <w:fonts xmlns:mc="http://schemas.openxmlformats.org/markup-compatibility/2006" xmlns:r="http://schemas.openxmlformats.org/officeDocument/2006/relationships" xmlns:w="http://schemas.openxmlformats.org/wordprocessingml/2006/main" xmlns:w14="http://schemas.microsoft.com/office/word/2010/wordml" xmlns:w15="http://schemas.microsoft.com/office/word/2012/wordml" xmlns:w16cex="http://schemas.microsoft.com/office/word/2018/wordml/cex" xmlns:w16cid="http://schemas.microsoft.com/office/word/2016/wordml/cid" xmlns:w16="http://schemas.microsoft.com/office/word/2018/wordml" xmlns:w16du="http://schemas.microsoft.com/office/word/2023/wordml/word16du" xmlns:w16sdtdh="http://schemas.microsoft.com/office/word/2020/wordml/sdtdatahash" xmlns:w16se="http://schemas.microsoft.com/office/word/2015/wordml/symex" mc:Ignorable="w14 w15 w16se w16cid w16 w16cex w16sdtdh w16du">
-  <w:font w:name="Symbol">
-    <w:panose1 w:val="05050102010706020507"/>
-    <w:charset w:val="02"/>
-    <w:family w:val="decorative"/>
+  <w:font w:name="Aptos">
+    <w:charset w:val="00"/>
+    <w:family w:val="swiss"/>
     <w:pitch w:val="variable"/>
-    <w:sig w:usb0="00000000" w:usb1="10000000" w:usb2="00000000" w:usb3="00000000" w:csb0="80000000" w:csb1="00000000"/>
+    <w:sig w:usb0="20000287" w:usb1="00000003" w:usb2="00000000" w:usb3="00000000" w:csb0="0000019F" w:csb1="00000000"/>
   </w:font>
   <w:font w:name="Times New Roman">
     <w:panose1 w:val="02020603050405020304"/>
@@ -3130,15 +5255,14 @@
     <w:pitch w:val="variable"/>
     <w:sig w:usb0="00000000" w:usb1="10000000" w:usb2="00000000" w:usb3="00000000" w:csb0="80000000" w:csb1="00000000"/>
   </w:font>
-  <w:font w:name="Aptos">
-    <w:panose1 w:val="020B0004020202020204"/>
-    <w:charset w:val="00"/>
-    <w:family w:val="swiss"/>
+  <w:font w:name="Symbol">
+    <w:panose1 w:val="05050102010706020507"/>
+    <w:charset w:val="02"/>
+    <w:family w:val="roman"/>
     <w:pitch w:val="variable"/>
-    <w:sig w:usb0="20000287" w:usb1="00000003" w:usb2="00000000" w:usb3="00000000" w:csb0="0000019F" w:csb1="00000000"/>
+    <w:sig w:usb0="00000000" w:usb1="10000000" w:usb2="00000000" w:usb3="00000000" w:csb0="80000000" w:csb1="00000000"/>
   </w:font>
   <w:font w:name="Aptos Display">
-    <w:panose1 w:val="020B0004020202020204"/>
     <w:charset w:val="00"/>
     <w:family w:val="swiss"/>
     <w:pitch w:val="variable"/>
@@ -3163,8 +5287,10 @@
   </w:compat>
   <w:rsids>
     <w:rsidRoot w:val="00D301F9"/>
+    <w:rsid w:val="0034587D"/>
     <w:rsid w:val="00346DEE"/>
     <w:rsid w:val="006F4C21"/>
+    <w:rsid w:val="007762E6"/>
     <w:rsid w:val="00D05A0A"/>
     <w:rsid w:val="00D301F9"/>
   </w:rsids>
@@ -3931,11 +6057,78 @@
 </file>
 
 <file path=customXml/item1.xml><?xml version="1.0" encoding="utf-8"?>
-<b:Sources xmlns:b="http://schemas.openxmlformats.org/officeDocument/2006/bibliography" xmlns="http://schemas.openxmlformats.org/officeDocument/2006/bibliography" SelectedStyle="/APASixthEditionOfficeOnline.xsl" StyleName="APA" Version="6"/>
+<b:Sources xmlns:b="http://schemas.openxmlformats.org/officeDocument/2006/bibliography" xmlns="http://schemas.openxmlformats.org/officeDocument/2006/bibliography" SelectedStyle="\CHICAGO.XSL" StyleName="Chicago" Version="16">
+  <b:Source>
+    <b:Tag>Rul24</b:Tag>
+    <b:SourceType>InternetSite</b:SourceType>
+    <b:Guid>{8236A531-7624-469D-B89A-617297434441}</b:Guid>
+    <b:Title>Rules of Chess</b:Title>
+    <b:YearAccessed>2024</b:YearAccessed>
+    <b:MonthAccessed>11</b:MonthAccessed>
+    <b:DayAccessed>11</b:DayAccessed>
+    <b:URL>https://en.wikipedia.org/wiki/Rules_of_chess</b:URL>
+    <b:RefOrder>1</b:RefOrder>
+  </b:Source>
+  <b:Source>
+    <b:Tag>Che24</b:Tag>
+    <b:SourceType>InternetSite</b:SourceType>
+    <b:Guid>{62816903-CCA2-45AF-BFCB-6B8C14474442}</b:Guid>
+    <b:Title>Chess Notation</b:Title>
+    <b:YearAccessed>2024</b:YearAccessed>
+    <b:MonthAccessed>11</b:MonthAccessed>
+    <b:DayAccessed>11</b:DayAccessed>
+    <b:URL>https://www.chess.com/terms/chess-notation</b:URL>
+    <b:RefOrder>2</b:RefOrder>
+  </b:Source>
+  <b:Source>
+    <b:Tag>For24</b:Tag>
+    <b:SourceType>InternetSite</b:SourceType>
+    <b:Guid>{33BCD4F8-96C9-482A-BFD8-1AED2972DBF7}</b:Guid>
+    <b:Title>Forsyth-Edwards Notation (FEN)</b:Title>
+    <b:YearAccessed>2024</b:YearAccessed>
+    <b:MonthAccessed>11</b:MonthAccessed>
+    <b:DayAccessed>11</b:DayAccessed>
+    <b:URL>https://www.chess.com/terms/fen-chess</b:URL>
+    <b:RefOrder>3</b:RefOrder>
+  </b:Source>
+  <b:Source>
+    <b:Tag>Che241</b:Tag>
+    <b:SourceType>InternetSite</b:SourceType>
+    <b:Guid>{9332C8A6-211F-4F04-9558-9214A70E985D}</b:Guid>
+    <b:Title>Chess</b:Title>
+    <b:YearAccessed>2024</b:YearAccessed>
+    <b:MonthAccessed>11</b:MonthAccessed>
+    <b:DayAccessed>11</b:DayAccessed>
+    <b:URL>https://www.chess.com</b:URL>
+    <b:RefOrder>4</b:RefOrder>
+  </b:Source>
+  <b:Source>
+    <b:Tag>Che242</b:Tag>
+    <b:SourceType>InternetSite</b:SourceType>
+    <b:Guid>{8CE9EB9A-23B8-4BB3-A41C-92E7CD473433}</b:Guid>
+    <b:Title>Chess</b:Title>
+    <b:YearAccessed>2024</b:YearAccessed>
+    <b:MonthAccessed>11</b:MonthAccessed>
+    <b:DayAccessed>11</b:DayAccessed>
+    <b:URL>https://www.chess.com/home</b:URL>
+    <b:RefOrder>6</b:RefOrder>
+  </b:Source>
+  <b:Source>
+    <b:Tag>Lic24</b:Tag>
+    <b:SourceType>InternetSite</b:SourceType>
+    <b:Guid>{B8018545-07D1-41E4-9959-551710297B37}</b:Guid>
+    <b:Title>Lichess</b:Title>
+    <b:YearAccessed>2024</b:YearAccessed>
+    <b:MonthAccessed>11</b:MonthAccessed>
+    <b:DayAccessed>11</b:DayAccessed>
+    <b:URL>https://lichess.org/</b:URL>
+    <b:RefOrder>5</b:RefOrder>
+  </b:Source>
+</b:Sources>
 </file>
 
 <file path=customXml/itemProps1.xml><?xml version="1.0" encoding="utf-8"?>
-<ds:datastoreItem xmlns:ds="http://schemas.openxmlformats.org/officeDocument/2006/customXml" ds:itemID="{7238389B-B347-2E43-9C6A-72B4B93309D3}">
+<ds:datastoreItem xmlns:ds="http://schemas.openxmlformats.org/officeDocument/2006/customXml" ds:itemID="{ACF15663-38A2-4B05-9F98-DEB0B47BCD7B}">
   <ds:schemaRefs>
     <ds:schemaRef ds:uri="http://schemas.openxmlformats.org/officeDocument/2006/bibliography"/>
   </ds:schemaRefs>
